--- a/TL DR Softwareentwicklung ab 5.docx
+++ b/TL DR Softwareentwicklung ab 5.docx
@@ -329,12 +329,18 @@
     </w:p>
     <w:p>
       <w:r>
+        <w:br w:type="page"/>
+      </w:r>
+    </w:p>
+    <w:p>
+      <w:r>
         <w:rPr>
           <w:b/>
           <w:bCs/>
           <w:sz w:val="32"/>
           <w:szCs w:val="32"/>
         </w:rPr>
+        <w:lastRenderedPageBreak/>
         <w:t>Datenqualität</w:t>
       </w:r>
       <w:r>
@@ -364,7 +370,6 @@
         <w:rPr>
           <w:u w:val="single"/>
         </w:rPr>
-        <w:lastRenderedPageBreak/>
         <w:t>Aktualität:</w:t>
       </w:r>
       <w:r>
@@ -490,13 +495,8 @@
         <w:t>ist ein einfaches Textformat mit Trennzeichen (</w:t>
       </w:r>
       <w:proofErr w:type="spellStart"/>
-      <w:proofErr w:type="gramStart"/>
-      <w:r>
-        <w:t>produkt,preis</w:t>
-      </w:r>
-      <w:proofErr w:type="gramEnd"/>
-      <w:r>
-        <w:t>,bestand</w:t>
+      <w:r>
+        <w:t>produkt,preis,bestand</w:t>
       </w:r>
       <w:proofErr w:type="spellEnd"/>
       <w:r>
@@ -586,15 +586,7 @@
         <w:t xml:space="preserve">Datenübertragung </w:t>
       </w:r>
       <w:r>
-        <w:t xml:space="preserve">passiert über Schnittstellen (APIs). Client sendet über </w:t>
-      </w:r>
-      <w:proofErr w:type="gramStart"/>
-      <w:r>
-        <w:t>API Anfrage</w:t>
-      </w:r>
-      <w:proofErr w:type="gramEnd"/>
-      <w:r>
-        <w:t xml:space="preserve"> an Server, Server verarbeitet und schickt zurück. Zwei Übertragungsarten:</w:t>
+        <w:t>passiert über Schnittstellen (APIs). Client sendet über API Anfrage an Server, Server verarbeitet und schickt zurück. Zwei Übertragungsarten:</w:t>
       </w:r>
     </w:p>
     <w:p>
@@ -650,6 +642,12 @@
     </w:p>
     <w:p>
       <w:r>
+        <w:br w:type="page"/>
+      </w:r>
+    </w:p>
+    <w:p>
+      <w:r>
+        <w:lastRenderedPageBreak/>
         <w:t>In der IT werden hauptsächlich 3</w:t>
       </w:r>
       <w:r>
@@ -701,14 +699,6 @@
         <w:t>Ist an einer Stelle ein Wert höher 9 erreicht, wird die vorangehende Stelle um 1 erhöht und sie fängt wieder bei 0 an. Bsp. 19 + 1 = 20</w:t>
       </w:r>
     </w:p>
-    <w:p/>
-    <w:p>
-      <w:pPr>
-        <w:rPr>
-          <w:u w:val="single"/>
-        </w:rPr>
-      </w:pPr>
-    </w:p>
     <w:p>
       <w:r>
         <w:rPr>
@@ -989,6 +979,7 @@
           <w:i/>
           <w:iCs/>
         </w:rPr>
+        <w:lastRenderedPageBreak/>
         <w:t>Umrechnen</w:t>
       </w:r>
       <w:r>
@@ -1039,11 +1030,7 @@
         <w:sym w:font="Wingdings" w:char="F0E0"/>
       </w:r>
       <w:r>
-        <w:t xml:space="preserve"> Komma wurde 2 Stellen nach vorne verschoben, der Exponent ist </w:t>
-      </w:r>
-      <w:r>
-        <w:lastRenderedPageBreak/>
-        <w:t>2. Die 1 vorne und das Komma streicht man jetzt weg, das Übrige (10011) ist die Mantisse.</w:t>
+        <w:t xml:space="preserve"> Komma wurde 2 Stellen nach vorne verschoben, der Exponent ist 2. Die 1 vorne und das Komma streicht man jetzt weg, das Übrige (10011) ist die Mantisse.</w:t>
       </w:r>
     </w:p>
     <w:p>
@@ -1305,7 +1292,7 @@
                     </pic:cNvPicPr>
                   </pic:nvPicPr>
                   <pic:blipFill>
-                    <a:blip r:embed="rId5">
+                    <a:blip r:embed="rId6">
                       <a:extLst>
                         <a:ext uri="{28A0092B-C50C-407E-A947-70E740481C1C}">
                           <a14:useLocalDpi xmlns:a14="http://schemas.microsoft.com/office/drawing/2010/main" val="0"/>
@@ -1340,8 +1327,10 @@
     <w:p/>
     <w:p/>
     <w:p/>
-    <w:p>
-      <w:r>
+    <w:p/>
+    <w:p>
+      <w:r>
+        <w:lastRenderedPageBreak/>
         <w:t xml:space="preserve">Wir benennen Speicherplatz meistens mit </w:t>
       </w:r>
       <w:r>
@@ -1418,7 +1407,6 @@
         </w:rPr>
       </w:pPr>
       <w:r>
-        <w:lastRenderedPageBreak/>
         <w:t xml:space="preserve">So genau stimmt das aber nicht! Aufgrund der technischen Anordnung von Bit und Byte sind diese Zahlen nicht möglich. Speicher wird in Blöcken organisiert, die sich beim Vergrößern immer verdoppeln. </w:t>
       </w:r>
       <w:r>
@@ -1467,13 +1455,11 @@
         <w:t>.</w:t>
       </w:r>
       <w:r>
-        <w:t xml:space="preserve"> etc. Auf diese Art und Weise kommt man nicht genau auf </w:t>
-      </w:r>
-      <w:proofErr w:type="gramStart"/>
-      <w:r>
-        <w:t>1000</w:t>
-      </w:r>
-      <w:proofErr w:type="gramEnd"/>
+        <w:t xml:space="preserve"> etc. Auf diese Art und Weise kommt man nicht genau auf 1000</w:t>
+      </w:r>
+      <w:r>
+        <w:t>,</w:t>
+      </w:r>
       <w:r>
         <w:t xml:space="preserve"> sondern muss schauen, welche Zahl dem am nächsten kommt. In dem Fall ist das 2 </w:t>
       </w:r>
@@ -1504,15 +1490,7 @@
         <w:t xml:space="preserve">Während man also </w:t>
       </w:r>
       <w:r>
-        <w:t>um von einem Dezimal</w:t>
-      </w:r>
-      <w:proofErr w:type="gramStart"/>
-      <w:r>
-        <w:t>-„</w:t>
-      </w:r>
-      <w:proofErr w:type="gramEnd"/>
-      <w:r>
-        <w:t xml:space="preserve">Schritt“ (Kilo, </w:t>
+        <w:t xml:space="preserve">um von einem Dezimal-„Schritt“ (Kilo, </w:t>
       </w:r>
       <w:proofErr w:type="spellStart"/>
       <w:r>
@@ -1911,6 +1889,7 @@
         <w:rPr>
           <w:u w:val="single"/>
         </w:rPr>
+        <w:lastRenderedPageBreak/>
         <w:t>Datentypen:</w:t>
       </w:r>
       <w:r>
@@ -1999,7 +1978,6 @@
         </w:numPr>
       </w:pPr>
       <w:r>
-        <w:lastRenderedPageBreak/>
         <w:t xml:space="preserve">Höhere Programmiersprachen: </w:t>
       </w:r>
       <w:r>
@@ -2126,23 +2104,56 @@
     </w:p>
     <w:p>
       <w:r>
+        <w:t xml:space="preserve">Programmiersprachen orientieren sich an </w:t>
+      </w:r>
+      <w:r>
         <w:rPr>
           <w:b/>
           <w:bCs/>
           <w:sz w:val="32"/>
           <w:szCs w:val="32"/>
         </w:rPr>
-        <w:t>Programmierwerkzeuge</w:t>
-      </w:r>
-      <w:r>
-        <w:rPr>
-          <w:b/>
-          <w:bCs/>
-        </w:rPr>
-        <w:t xml:space="preserve"> </w:t>
-      </w:r>
-      <w:r>
-        <w:t>unterstützen beim Programmieren. Diese sind:</w:t>
+        <w:t>Programmierparadigmen</w:t>
+      </w:r>
+      <w:r>
+        <w:t>.</w:t>
+      </w:r>
+      <w:r>
+        <w:t xml:space="preserve"> Das sind grundlegende Strukturen und Vorgehensweisen bei der </w:t>
+      </w:r>
+      <w:proofErr w:type="spellStart"/>
+      <w:r>
+        <w:t>Softwarentwicklung</w:t>
+      </w:r>
+      <w:proofErr w:type="spellEnd"/>
+      <w:r>
+        <w:t>.</w:t>
+      </w:r>
+    </w:p>
+    <w:p>
+      <w:r>
+        <w:rPr>
+          <w:b/>
+          <w:bCs/>
+        </w:rPr>
+        <w:t>Imperatives Paradigma</w:t>
+      </w:r>
+      <w:r>
+        <w:t xml:space="preserve">: Es wird Schritt für Schritt angegeben, wie ein Problem zu lösen ist. </w:t>
+      </w:r>
+      <w:proofErr w:type="spellStart"/>
+      <w:r>
+        <w:t>Imperare</w:t>
+      </w:r>
+      <w:proofErr w:type="spellEnd"/>
+      <w:r>
+        <w:t xml:space="preserve"> = befehlen, die Sprache besteht aus einer Reihe von Befehlen</w:t>
+      </w:r>
+      <w:r>
+        <w:t>, komplett vom Entwickler gesteuert Variablen sind oft veränderbar. Code kann lang und komplex werden. Für Systemsoftware und Spiele genutzt</w:t>
+      </w:r>
+      <w:r>
+        <w:t>. Formen:</w:t>
       </w:r>
     </w:p>
     <w:p>
@@ -2157,10 +2168,13 @@
         <w:rPr>
           <w:u w:val="single"/>
         </w:rPr>
-        <w:t>Integrierte Entwicklungsumgebung</w:t>
-      </w:r>
-      <w:r>
-        <w:t>: vereint viele Programmierwerkzeuge in einer Oberfläche – Editor, Debugger, Autovervollständigung, Versionskontrolle, etc. Zum Beispiel Visual Studio</w:t>
+        <w:t>Strukturierte Programmierung</w:t>
+      </w:r>
+      <w:r>
+        <w:t xml:space="preserve">: Frühe Form mit Kontrollstrukturen wie Schleifen und Bedingungen. </w:t>
+      </w:r>
+      <w:r>
+        <w:t>Für übersichtlichen, wartbaren Code. Beispiel: C</w:t>
       </w:r>
     </w:p>
     <w:p>
@@ -2171,17 +2185,22 @@
           <w:numId w:val="3"/>
         </w:numPr>
       </w:pPr>
-      <w:r>
-        <w:rPr>
-          <w:u w:val="single"/>
-        </w:rPr>
-        <w:t>Compiler</w:t>
-      </w:r>
-      <w:r>
-        <w:t>: Übersetzt ganzen Quellcode auf einmal in Maschinensprache</w:t>
-      </w:r>
-      <w:r>
-        <w:t>, erzeugt fertige Programme</w:t>
+      <w:proofErr w:type="spellStart"/>
+      <w:r>
+        <w:rPr>
+          <w:u w:val="single"/>
+        </w:rPr>
+        <w:t>Prozeduale</w:t>
+      </w:r>
+      <w:proofErr w:type="spellEnd"/>
+      <w:r>
+        <w:rPr>
+          <w:u w:val="single"/>
+        </w:rPr>
+        <w:t xml:space="preserve"> Programmierung:</w:t>
+      </w:r>
+      <w:r>
+        <w:t xml:space="preserve"> darauf aufbauend. Nutzt Funktionen. Kleine, wiederverwendbare Einheiten spart Redundanzen. Beispiel: C, Pascal</w:t>
       </w:r>
     </w:p>
     <w:p>
@@ -2196,10 +2215,36 @@
         <w:rPr>
           <w:u w:val="single"/>
         </w:rPr>
-        <w:t>Interpreter</w:t>
-      </w:r>
-      <w:r>
-        <w:t>: Führt Code Zeile für Zeile aus, gut zum Testen</w:t>
+        <w:t>Objektorientierte Programmierung</w:t>
+      </w:r>
+      <w:r>
+        <w:t>: darauf aufbauend. Daten und Funktionen werden zusammengefasst (gekapselt) in Objekte und Klassen. Bietet Vererbung und Polymorphie. Beispiel: C#, Java</w:t>
+      </w:r>
+    </w:p>
+    <w:p>
+      <w:r>
+        <w:br w:type="page"/>
+      </w:r>
+    </w:p>
+    <w:p>
+      <w:r>
+        <w:rPr>
+          <w:b/>
+          <w:bCs/>
+        </w:rPr>
+        <w:lastRenderedPageBreak/>
+        <w:t>Deklaratives Paradigma</w:t>
+      </w:r>
+      <w:r>
+        <w:t xml:space="preserve">: Es wird nur das gewünschte Ergebnis beschrieben, nicht der Weg dorthin. Die Zielfindung wird vom System selbst übernommen. Variablen sind oft unveränderbar. Code ist kürzer und leichter zu lesen. Oft für Datenbankabfragen genutzt </w:t>
+      </w:r>
+      <w:proofErr w:type="spellStart"/>
+      <w:r>
+        <w:t>zB</w:t>
+      </w:r>
+      <w:proofErr w:type="spellEnd"/>
+      <w:r>
+        <w:t xml:space="preserve"> SQL.  Formen:</w:t>
       </w:r>
     </w:p>
     <w:p>
@@ -2214,10 +2259,10 @@
         <w:rPr>
           <w:u w:val="single"/>
         </w:rPr>
-        <w:t>Assembler</w:t>
-      </w:r>
-      <w:r>
-        <w:t>: Übersetzt Assemblersprachen-Code in Maschinensprache</w:t>
+        <w:t>Funktionale Programmierung</w:t>
+      </w:r>
+      <w:r>
+        <w:t>: Funktionen haben keine Seiteneffekte, Variablen werden nicht verändert. Sehr mathematisch. Beispiel: Haskell</w:t>
       </w:r>
     </w:p>
     <w:p>
@@ -2232,10 +2277,36 @@
         <w:rPr>
           <w:u w:val="single"/>
         </w:rPr>
-        <w:t>Debugger:</w:t>
-      </w:r>
-      <w:r>
-        <w:t xml:space="preserve"> Hilft bei Fehlersuche. Code wird Schritt für Schritt ausgeführt, Breakpoints werden gesetzt, Variablen können geprüft werden. </w:t>
+        <w:t>Logische Programmierung</w:t>
+      </w:r>
+      <w:r>
+        <w:t>: Basiert auf Regeln und Fakten. Quasi eine riesige Entscheidungstabelle. Oft für KI genutzt. Beispiel: Prolog.</w:t>
+      </w:r>
+    </w:p>
+    <w:p>
+      <w:r>
+        <w:t xml:space="preserve">Objektorientierte Programmierung </w:t>
+      </w:r>
+    </w:p>
+    <w:p>
+      <w:r>
+        <w:rPr>
+          <w:b/>
+          <w:bCs/>
+          <w:sz w:val="32"/>
+          <w:szCs w:val="32"/>
+        </w:rPr>
+        <w:t>Programmierwerkzeuge</w:t>
+      </w:r>
+      <w:r>
+        <w:rPr>
+          <w:b/>
+          <w:bCs/>
+        </w:rPr>
+        <w:t xml:space="preserve"> </w:t>
+      </w:r>
+      <w:r>
+        <w:t>unterstützen beim Programmieren. Diese sind:</w:t>
       </w:r>
     </w:p>
     <w:p>
@@ -2250,6 +2321,99 @@
         <w:rPr>
           <w:u w:val="single"/>
         </w:rPr>
+        <w:t>Integrierte Entwicklungsumgebung</w:t>
+      </w:r>
+      <w:r>
+        <w:t>: vereint viele Programmierwerkzeuge in einer Oberfläche – Editor, Debugger, Autovervollständigung, Versionskontrolle, etc. Zum Beispiel Visual Studio</w:t>
+      </w:r>
+    </w:p>
+    <w:p>
+      <w:pPr>
+        <w:pStyle w:val="Listenabsatz"/>
+        <w:numPr>
+          <w:ilvl w:val="0"/>
+          <w:numId w:val="3"/>
+        </w:numPr>
+      </w:pPr>
+      <w:r>
+        <w:rPr>
+          <w:u w:val="single"/>
+        </w:rPr>
+        <w:t>Compiler</w:t>
+      </w:r>
+      <w:r>
+        <w:t>: Übersetzt ganzen Quellcode auf einmal in Maschinensprache</w:t>
+      </w:r>
+      <w:r>
+        <w:t>, erzeugt fertige Programme</w:t>
+      </w:r>
+    </w:p>
+    <w:p>
+      <w:pPr>
+        <w:pStyle w:val="Listenabsatz"/>
+        <w:numPr>
+          <w:ilvl w:val="0"/>
+          <w:numId w:val="3"/>
+        </w:numPr>
+      </w:pPr>
+      <w:r>
+        <w:rPr>
+          <w:u w:val="single"/>
+        </w:rPr>
+        <w:t>Interpreter</w:t>
+      </w:r>
+      <w:r>
+        <w:t>: Führt Code Zeile für Zeile aus, gut zum Testen</w:t>
+      </w:r>
+    </w:p>
+    <w:p>
+      <w:pPr>
+        <w:pStyle w:val="Listenabsatz"/>
+        <w:numPr>
+          <w:ilvl w:val="0"/>
+          <w:numId w:val="3"/>
+        </w:numPr>
+      </w:pPr>
+      <w:r>
+        <w:rPr>
+          <w:u w:val="single"/>
+        </w:rPr>
+        <w:t>Assembler</w:t>
+      </w:r>
+      <w:r>
+        <w:t>: Übersetzt Assemblersprachen-Code in Maschinensprache</w:t>
+      </w:r>
+    </w:p>
+    <w:p>
+      <w:pPr>
+        <w:pStyle w:val="Listenabsatz"/>
+        <w:numPr>
+          <w:ilvl w:val="0"/>
+          <w:numId w:val="3"/>
+        </w:numPr>
+      </w:pPr>
+      <w:r>
+        <w:rPr>
+          <w:u w:val="single"/>
+        </w:rPr>
+        <w:t>Debugger:</w:t>
+      </w:r>
+      <w:r>
+        <w:t xml:space="preserve"> Hilft bei Fehlersuche. Code wird Schritt für Schritt ausgeführt, Breakpoints werden gesetzt, Variablen können geprüft werden. </w:t>
+      </w:r>
+    </w:p>
+    <w:p>
+      <w:pPr>
+        <w:pStyle w:val="Listenabsatz"/>
+        <w:numPr>
+          <w:ilvl w:val="0"/>
+          <w:numId w:val="3"/>
+        </w:numPr>
+      </w:pPr>
+      <w:r>
+        <w:rPr>
+          <w:u w:val="single"/>
+        </w:rPr>
         <w:t>Versionsverwaltungssysteme</w:t>
       </w:r>
       <w:r>
@@ -2270,6 +2434,137 @@
       <w:proofErr w:type="spellEnd"/>
       <w:r>
         <w:t>.</w:t>
+      </w:r>
+    </w:p>
+    <w:p>
+      <w:r>
+        <w:rPr>
+          <w:b/>
+          <w:bCs/>
+          <w:sz w:val="32"/>
+          <w:szCs w:val="32"/>
+        </w:rPr>
+        <w:t xml:space="preserve">Frameworks </w:t>
+      </w:r>
+      <w:r>
+        <w:t xml:space="preserve">sind vorgefertigte Software-Grundgerüste. Sie legen Abläufe, Architektur und Softwarestruktur fest, die Entwicklerin muss nur noch eigene Funktionen ergänzen und die eigene Logik einfügen. Sie lassen sich auch durch eigenen Code erweitern. </w:t>
+      </w:r>
+    </w:p>
+    <w:p>
+      <w:r>
+        <w:t>Das Framework steuert den Ablauf und greift dabei auf den Benutzercode zu. Anders als bei einer Bibliothek, diese stellt Funktionen bereit, die dann von Entwicklern genutzt werden können ohne Architektur vorzugeben.</w:t>
+      </w:r>
+    </w:p>
+    <w:p>
+      <w:r>
+        <w:t>Einige Framework-Arten:</w:t>
+      </w:r>
+    </w:p>
+    <w:p>
+      <w:pPr>
+        <w:pStyle w:val="Listenabsatz"/>
+        <w:numPr>
+          <w:ilvl w:val="0"/>
+          <w:numId w:val="3"/>
+        </w:numPr>
+      </w:pPr>
+      <w:r>
+        <w:rPr>
+          <w:u w:val="single"/>
+        </w:rPr>
+        <w:t>Web-Frameworks</w:t>
+      </w:r>
+      <w:r>
+        <w:t xml:space="preserve">: für Benutzeroberflächen im Browser. Für moderne, interaktive Anwendungen. </w:t>
+      </w:r>
+      <w:proofErr w:type="spellStart"/>
+      <w:r>
+        <w:t>zB</w:t>
+      </w:r>
+      <w:proofErr w:type="spellEnd"/>
+      <w:r>
+        <w:t xml:space="preserve"> Vue.js, </w:t>
+      </w:r>
+      <w:proofErr w:type="spellStart"/>
+      <w:r>
+        <w:t>React</w:t>
+      </w:r>
+      <w:proofErr w:type="spellEnd"/>
+      <w:r>
+        <w:t xml:space="preserve">, </w:t>
+      </w:r>
+      <w:proofErr w:type="spellStart"/>
+      <w:r>
+        <w:t>Svelte</w:t>
+      </w:r>
+      <w:proofErr w:type="spellEnd"/>
+    </w:p>
+    <w:p>
+      <w:pPr>
+        <w:pStyle w:val="Listenabsatz"/>
+        <w:numPr>
+          <w:ilvl w:val="0"/>
+          <w:numId w:val="3"/>
+        </w:numPr>
+      </w:pPr>
+      <w:r>
+        <w:rPr>
+          <w:u w:val="single"/>
+        </w:rPr>
+        <w:t>Backend-Frameworks</w:t>
+      </w:r>
+      <w:r>
+        <w:t xml:space="preserve">: für die serverseitige Anwendungs-Grundlagen. Für Umsetzung von Geschäftslogik, API-Bereitstellung, Datenverarbeitung etc. </w:t>
+      </w:r>
+      <w:proofErr w:type="spellStart"/>
+      <w:r>
+        <w:t>zB</w:t>
+      </w:r>
+      <w:proofErr w:type="spellEnd"/>
+      <w:r>
+        <w:t xml:space="preserve"> Spring Boot, </w:t>
+      </w:r>
+      <w:proofErr w:type="spellStart"/>
+      <w:r>
+        <w:t>Flask</w:t>
+      </w:r>
+      <w:proofErr w:type="spellEnd"/>
+      <w:r>
+        <w:t>, Django</w:t>
+      </w:r>
+    </w:p>
+    <w:p>
+      <w:pPr>
+        <w:pStyle w:val="Listenabsatz"/>
+        <w:numPr>
+          <w:ilvl w:val="0"/>
+          <w:numId w:val="3"/>
+        </w:numPr>
+      </w:pPr>
+      <w:r>
+        <w:rPr>
+          <w:u w:val="single"/>
+        </w:rPr>
+        <w:t>Desktop/GUI-Frameworks:</w:t>
+      </w:r>
+      <w:r>
+        <w:t xml:space="preserve"> für grafische Desktop-Anwendungen. </w:t>
+      </w:r>
+      <w:proofErr w:type="spellStart"/>
+      <w:r>
+        <w:t>zB</w:t>
+      </w:r>
+      <w:proofErr w:type="spellEnd"/>
+      <w:r>
+        <w:t xml:space="preserve"> JavaFX, </w:t>
+      </w:r>
+      <w:proofErr w:type="spellStart"/>
+      <w:r>
+        <w:t>Electron</w:t>
+      </w:r>
+      <w:proofErr w:type="spellEnd"/>
+      <w:r>
+        <w:t>, WPF.</w:t>
       </w:r>
     </w:p>
     <w:sectPr>
@@ -3915,4 +4210,16 @@
     </a:ext>
   </a:extLst>
 </a:theme>
+</file>
+
+<file path=customXml/item1.xml><?xml version="1.0" encoding="utf-8"?>
+<b:Sources xmlns:b="http://schemas.openxmlformats.org/officeDocument/2006/bibliography" xmlns="http://schemas.openxmlformats.org/officeDocument/2006/bibliography" SelectedStyle="\APASixthEditionOfficeOnline.xsl" StyleName="APA" Version="6"/>
+</file>
+
+<file path=customXml/itemProps1.xml><?xml version="1.0" encoding="utf-8"?>
+<ds:datastoreItem xmlns:ds="http://schemas.openxmlformats.org/officeDocument/2006/customXml" ds:itemID="{8C221E1E-F9DB-4211-8872-1827B026C63B}">
+  <ds:schemaRefs>
+    <ds:schemaRef ds:uri="http://schemas.openxmlformats.org/officeDocument/2006/bibliography"/>
+  </ds:schemaRefs>
+</ds:datastoreItem>
 </file>
--- a/TL DR Softwareentwicklung ab 5.docx
+++ b/TL DR Softwareentwicklung ab 5.docx
@@ -495,8 +495,13 @@
         <w:t>ist ein einfaches Textformat mit Trennzeichen (</w:t>
       </w:r>
       <w:proofErr w:type="spellStart"/>
-      <w:r>
-        <w:t>produkt,preis,bestand</w:t>
+      <w:proofErr w:type="gramStart"/>
+      <w:r>
+        <w:t>produkt,preis</w:t>
+      </w:r>
+      <w:proofErr w:type="gramEnd"/>
+      <w:r>
+        <w:t>,bestand</w:t>
       </w:r>
       <w:proofErr w:type="spellEnd"/>
       <w:r>
@@ -586,7 +591,15 @@
         <w:t xml:space="preserve">Datenübertragung </w:t>
       </w:r>
       <w:r>
-        <w:t>passiert über Schnittstellen (APIs). Client sendet über API Anfrage an Server, Server verarbeitet und schickt zurück. Zwei Übertragungsarten:</w:t>
+        <w:t xml:space="preserve">passiert über Schnittstellen (APIs). Client sendet über </w:t>
+      </w:r>
+      <w:proofErr w:type="gramStart"/>
+      <w:r>
+        <w:t>API Anfrage</w:t>
+      </w:r>
+      <w:proofErr w:type="gramEnd"/>
+      <w:r>
+        <w:t xml:space="preserve"> an Server, Server verarbeitet und schickt zurück. Zwei Übertragungsarten:</w:t>
       </w:r>
     </w:p>
     <w:p>
@@ -1490,7 +1503,15 @@
         <w:t xml:space="preserve">Während man also </w:t>
       </w:r>
       <w:r>
-        <w:t xml:space="preserve">um von einem Dezimal-„Schritt“ (Kilo, </w:t>
+        <w:t>um von einem Dezimal</w:t>
+      </w:r>
+      <w:proofErr w:type="gramStart"/>
+      <w:r>
+        <w:t>-„</w:t>
+      </w:r>
+      <w:proofErr w:type="gramEnd"/>
+      <w:r>
+        <w:t xml:space="preserve">Schritt“ (Kilo, </w:t>
       </w:r>
       <w:proofErr w:type="spellStart"/>
       <w:r>
@@ -2285,28 +2306,125 @@
     </w:p>
     <w:p>
       <w:r>
-        <w:t xml:space="preserve">Objektorientierte Programmierung </w:t>
-      </w:r>
-    </w:p>
-    <w:p>
-      <w:r>
         <w:rPr>
           <w:b/>
           <w:bCs/>
           <w:sz w:val="32"/>
           <w:szCs w:val="32"/>
         </w:rPr>
-        <w:t>Programmierwerkzeuge</w:t>
-      </w:r>
-      <w:r>
-        <w:rPr>
-          <w:b/>
-          <w:bCs/>
+        <w:t>Objektorientierte Programmierung</w:t>
+      </w:r>
+      <w:r>
+        <w:rPr>
+          <w:sz w:val="32"/>
+          <w:szCs w:val="32"/>
         </w:rPr>
         <w:t xml:space="preserve"> </w:t>
       </w:r>
       <w:r>
-        <w:t>unterstützen beim Programmieren. Diese sind:</w:t>
+        <w:t xml:space="preserve">arbeitet mit Klassen und Objekten. Sie abstrahiert reale Dinge und Konzepte auf seine wichtigsten Eigenschaften und lässt Details weg: Objekte der Klasse Auto haben die Methode </w:t>
+      </w:r>
+      <w:proofErr w:type="gramStart"/>
+      <w:r>
+        <w:t>fahren(</w:t>
+      </w:r>
+      <w:proofErr w:type="gramEnd"/>
+      <w:r>
+        <w:t>), ohne dass man die internen Details des Motors kennt.</w:t>
+      </w:r>
+    </w:p>
+    <w:p>
+      <w:r>
+        <w:t>Klassen sind „Baupläne“, die festlegen, welche Attribute und Methoden alle Objekte der Klasse besitzen muss. Objekte sind einzelne Instanzen dieser Klasse.</w:t>
+      </w:r>
+    </w:p>
+    <w:p>
+      <w:r>
+        <w:t xml:space="preserve">Beispiel: Die Klasse Auto gibt die Attribute </w:t>
+      </w:r>
+      <w:proofErr w:type="spellStart"/>
+      <w:r>
+        <w:t>color</w:t>
+      </w:r>
+      <w:proofErr w:type="spellEnd"/>
+      <w:r>
+        <w:t xml:space="preserve"> (konkrete Farbe ist frei wählbar) </w:t>
+      </w:r>
+      <w:proofErr w:type="spellStart"/>
+      <w:r>
+        <w:t>wheels</w:t>
+      </w:r>
+      <w:proofErr w:type="spellEnd"/>
+      <w:r>
+        <w:t xml:space="preserve"> = 4 vor und die Methode </w:t>
+      </w:r>
+      <w:proofErr w:type="gramStart"/>
+      <w:r>
+        <w:t>fahren(</w:t>
+      </w:r>
+      <w:proofErr w:type="gramEnd"/>
+      <w:r>
+        <w:t xml:space="preserve">). Objekte sind dann das rote Auto auto1 und das gelbe Auto auto2, alle mit 4 Rädern und der Funktion </w:t>
+      </w:r>
+      <w:proofErr w:type="gramStart"/>
+      <w:r>
+        <w:t>fahren(</w:t>
+      </w:r>
+      <w:proofErr w:type="gramEnd"/>
+      <w:r>
+        <w:t>).</w:t>
+      </w:r>
+    </w:p>
+    <w:p>
+      <w:r>
+        <w:t xml:space="preserve">In C# werden neue Objekte mit </w:t>
+      </w:r>
+      <w:proofErr w:type="spellStart"/>
+      <w:r>
+        <w:t>new</w:t>
+      </w:r>
+      <w:proofErr w:type="spellEnd"/>
+      <w:r>
+        <w:t xml:space="preserve"> aus einer Klasse erzeugt. In C# ist alles eine Klasse oder ein Objekt – auch Integer, Strings, </w:t>
+      </w:r>
+      <w:proofErr w:type="spellStart"/>
+      <w:r>
+        <w:t>Floats</w:t>
+      </w:r>
+      <w:proofErr w:type="spellEnd"/>
+      <w:r>
+        <w:t>…. sind vorgefertigte Klassen mit versteckt hinterlegten Methoden.</w:t>
+      </w:r>
+    </w:p>
+    <w:p>
+      <w:r>
+        <w:t>Vorteile: hohe Wartbarkeit, Wiederverwendbarkeit, Erweiterbarkeit</w:t>
+      </w:r>
+    </w:p>
+    <w:p>
+      <w:r>
+        <w:t>3 Kernbegriffe in OOP: Kapselung, Vererbung, Polymorphie</w:t>
+      </w:r>
+    </w:p>
+    <w:p>
+      <w:r>
+        <w:rPr>
+          <w:b/>
+          <w:bCs/>
+        </w:rPr>
+        <w:t>Kapselung:</w:t>
+      </w:r>
+      <w:r>
+        <w:t xml:space="preserve"> Attribute und Methoden werden in einer Klasse vor Zugriff von außen </w:t>
+      </w:r>
+      <w:r>
+        <w:t xml:space="preserve">vor Fehlern und unbefugten Eingaben </w:t>
+      </w:r>
+      <w:r>
+        <w:t xml:space="preserve">geschützt. </w:t>
+      </w:r>
+      <w:r>
+        <w:t>Via Sichtbarkeiten:</w:t>
       </w:r>
     </w:p>
     <w:p>
@@ -2321,10 +2439,10 @@
         <w:rPr>
           <w:u w:val="single"/>
         </w:rPr>
-        <w:t>Integrierte Entwicklungsumgebung</w:t>
-      </w:r>
-      <w:r>
-        <w:t>: vereint viele Programmierwerkzeuge in einer Oberfläche – Editor, Debugger, Autovervollständigung, Versionskontrolle, etc. Zum Beispiel Visual Studio</w:t>
+        <w:t>Public</w:t>
+      </w:r>
+      <w:r>
+        <w:t>: Zugriff von überall. Für öffentliche Schnittstellen</w:t>
       </w:r>
     </w:p>
     <w:p>
@@ -2339,13 +2457,10 @@
         <w:rPr>
           <w:u w:val="single"/>
         </w:rPr>
-        <w:t>Compiler</w:t>
-      </w:r>
-      <w:r>
-        <w:t>: Übersetzt ganzen Quellcode auf einmal in Maschinensprache</w:t>
-      </w:r>
-      <w:r>
-        <w:t>, erzeugt fertige Programme</w:t>
+        <w:t>Private:</w:t>
+      </w:r>
+      <w:r>
+        <w:t xml:space="preserve"> Zugriff nur innerhalb der eigenen Klasse. Für maximalen Schutz</w:t>
       </w:r>
     </w:p>
     <w:p>
@@ -2356,14 +2471,16 @@
           <w:numId w:val="3"/>
         </w:numPr>
       </w:pPr>
-      <w:r>
-        <w:rPr>
-          <w:u w:val="single"/>
-        </w:rPr>
-        <w:t>Interpreter</w:t>
-      </w:r>
-      <w:r>
-        <w:t>: Führt Code Zeile für Zeile aus, gut zum Testen</w:t>
+      <w:proofErr w:type="spellStart"/>
+      <w:r>
+        <w:rPr>
+          <w:u w:val="single"/>
+        </w:rPr>
+        <w:t>Protected</w:t>
+      </w:r>
+      <w:proofErr w:type="spellEnd"/>
+      <w:r>
+        <w:t>: Zugriff innerhalb der eigenen Klasse und abgeleiteten Klassen.</w:t>
       </w:r>
     </w:p>
     <w:p>
@@ -2378,10 +2495,149 @@
         <w:rPr>
           <w:u w:val="single"/>
         </w:rPr>
-        <w:t>Assembler</w:t>
-      </w:r>
-      <w:r>
-        <w:t>: Übersetzt Assemblersprachen-Code in Maschinensprache</w:t>
+        <w:t>Internal</w:t>
+      </w:r>
+      <w:r>
+        <w:t xml:space="preserve">: Zugriff nur innerhalb des eigenen Projekts. </w:t>
+      </w:r>
+    </w:p>
+    <w:p>
+      <w:r>
+        <w:t xml:space="preserve">Zugriff auf gekapselte Attribute und Methoden gibt es via Schnittstellen mit Getter/Setter-Methoden (oder in C# mit Properties, miteinander </w:t>
+      </w:r>
+      <w:r>
+        <w:t>„verbundene“</w:t>
+      </w:r>
+      <w:r>
+        <w:t xml:space="preserve"> Attribute</w:t>
+      </w:r>
+      <w:r>
+        <w:t xml:space="preserve"> </w:t>
+      </w:r>
+      <w:proofErr w:type="gramStart"/>
+      <w:r>
+        <w:t>mit eingebauten Getter</w:t>
+      </w:r>
+      <w:proofErr w:type="gramEnd"/>
+      <w:r>
+        <w:t>/Setter-Methoden</w:t>
+      </w:r>
+      <w:r>
+        <w:t>)</w:t>
+      </w:r>
+      <w:r>
+        <w:t>.</w:t>
+      </w:r>
+    </w:p>
+    <w:p>
+      <w:r>
+        <w:rPr>
+          <w:b/>
+          <w:bCs/>
+        </w:rPr>
+        <w:t>Vererbung</w:t>
+      </w:r>
+      <w:r>
+        <w:t xml:space="preserve">: Man kann von bestehenden Klassen andere Klassen ableiten, diese „erben“ dann die Attribute und Methoden der Basisklasse, ohne dass man sie neu schreiben muss. Wenn man die Basisklasse Tier mit der Methode </w:t>
+      </w:r>
+      <w:proofErr w:type="gramStart"/>
+      <w:r>
+        <w:t>atmen(</w:t>
+      </w:r>
+      <w:proofErr w:type="gramEnd"/>
+      <w:r>
+        <w:t>) hat, kann man daraus die Klasse Hund ableiten, die dann auch die Methode atmen() hat, ohne dass man sie in der Klasse selbst nochmal schreiben muss. Jeder Hund ist dann auch ein Tier.</w:t>
+      </w:r>
+    </w:p>
+    <w:p>
+      <w:r>
+        <w:lastRenderedPageBreak/>
+        <w:t>Die meisten abgeleiteten Klassen erben nur von einer Basisklasse. Mehrfachvererbung ist nicht in allen Sprachen erlaubt (z.B. in C# und Java nicht.)</w:t>
+      </w:r>
+    </w:p>
+    <w:p>
+      <w:r>
+        <w:rPr>
+          <w:b/>
+          <w:bCs/>
+        </w:rPr>
+        <w:t>Polymorphie</w:t>
+      </w:r>
+      <w:r>
+        <w:rPr>
+          <w:b/>
+          <w:bCs/>
+        </w:rPr>
+        <w:t xml:space="preserve"> </w:t>
+      </w:r>
+      <w:r>
+        <w:t>bedeutet, dass die gleiche Methode</w:t>
+      </w:r>
+      <w:r>
+        <w:t xml:space="preserve"> aus einer Klasse unterschiedliche Ergebnisse erbringen kann, je nachdem wie sie angesprochen wird. Es macht Klassen und Objekte flexibler. </w:t>
+      </w:r>
+    </w:p>
+    <w:p>
+      <w:r>
+        <w:rPr>
+          <w:u w:val="single"/>
+        </w:rPr>
+        <w:t>Dynamische Polymorphie</w:t>
+      </w:r>
+      <w:r>
+        <w:t xml:space="preserve"> </w:t>
+      </w:r>
+      <w:r>
+        <w:rPr>
+          <w:i/>
+          <w:iCs/>
+        </w:rPr>
+        <w:t>überschreibt</w:t>
+      </w:r>
+      <w:r>
+        <w:t xml:space="preserve"> Methoden. Basisklasse hat eine Methode, welche von abgeleiteten Klassen verändert werden kann. Objekte aus beiden Klassen können zur Laufzeit diese Methode aufrufen und haben unterschiedliche Ergebnisse. </w:t>
+      </w:r>
+    </w:p>
+    <w:p>
+      <w:r>
+        <w:rPr>
+          <w:u w:val="single"/>
+        </w:rPr>
+        <w:t>Statische Polymorphie</w:t>
+      </w:r>
+      <w:r>
+        <w:t xml:space="preserve"> </w:t>
+      </w:r>
+      <w:r>
+        <w:rPr>
+          <w:i/>
+          <w:iCs/>
+        </w:rPr>
+        <w:t>überlädt</w:t>
+      </w:r>
+      <w:r>
+        <w:t xml:space="preserve"> Methoden. Methoden können den gleichen Namen haben, aber andere erwartete Parameter (unterschiedliche Signatur). Je nachdem zu welchen Parametern der Input passt, wird die passende Methode vom Compiler ausgewählt. </w:t>
+      </w:r>
+    </w:p>
+    <w:p>
+      <w:r>
+        <w:rPr>
+          <w:b/>
+          <w:bCs/>
+          <w:sz w:val="32"/>
+          <w:szCs w:val="32"/>
+        </w:rPr>
+        <w:t>Programmierwerkzeuge</w:t>
+      </w:r>
+      <w:r>
+        <w:rPr>
+          <w:b/>
+          <w:bCs/>
+        </w:rPr>
+        <w:t xml:space="preserve"> </w:t>
+      </w:r>
+      <w:r>
+        <w:t>unterstützen beim Programmieren. Diese sind:</w:t>
       </w:r>
     </w:p>
     <w:p>
@@ -2396,10 +2652,10 @@
         <w:rPr>
           <w:u w:val="single"/>
         </w:rPr>
-        <w:t>Debugger:</w:t>
-      </w:r>
-      <w:r>
-        <w:t xml:space="preserve"> Hilft bei Fehlersuche. Code wird Schritt für Schritt ausgeführt, Breakpoints werden gesetzt, Variablen können geprüft werden. </w:t>
+        <w:t>Integrierte Entwicklungsumgebung</w:t>
+      </w:r>
+      <w:r>
+        <w:t>: vereint viele Programmierwerkzeuge in einer Oberfläche – Editor, Debugger, Autovervollständigung, Versionskontrolle, etc. Zum Beispiel Visual Studio</w:t>
       </w:r>
     </w:p>
     <w:p>
@@ -2414,50 +2670,13 @@
         <w:rPr>
           <w:u w:val="single"/>
         </w:rPr>
-        <w:t>Versionsverwaltungssysteme</w:t>
-      </w:r>
-      <w:r>
-        <w:t xml:space="preserve">: Speichert Änderungen am Code, macht sie nachvollziehbar, archiviert alte Versionen. Via </w:t>
-      </w:r>
-      <w:proofErr w:type="spellStart"/>
-      <w:r>
-        <w:t>Branching</w:t>
-      </w:r>
-      <w:proofErr w:type="spellEnd"/>
-      <w:r>
-        <w:t xml:space="preserve"> kann jeder unabhängig an seinem Code arbeiten, diese werden dann später </w:t>
-      </w:r>
-      <w:proofErr w:type="spellStart"/>
-      <w:r>
-        <w:t>gemerget</w:t>
-      </w:r>
-      <w:proofErr w:type="spellEnd"/>
-      <w:r>
-        <w:t>.</w:t>
-      </w:r>
-    </w:p>
-    <w:p>
-      <w:r>
-        <w:rPr>
-          <w:b/>
-          <w:bCs/>
-          <w:sz w:val="32"/>
-          <w:szCs w:val="32"/>
-        </w:rPr>
-        <w:t xml:space="preserve">Frameworks </w:t>
-      </w:r>
-      <w:r>
-        <w:t xml:space="preserve">sind vorgefertigte Software-Grundgerüste. Sie legen Abläufe, Architektur und Softwarestruktur fest, die Entwicklerin muss nur noch eigene Funktionen ergänzen und die eigene Logik einfügen. Sie lassen sich auch durch eigenen Code erweitern. </w:t>
-      </w:r>
-    </w:p>
-    <w:p>
-      <w:r>
-        <w:t>Das Framework steuert den Ablauf und greift dabei auf den Benutzercode zu. Anders als bei einer Bibliothek, diese stellt Funktionen bereit, die dann von Entwicklern genutzt werden können ohne Architektur vorzugeben.</w:t>
-      </w:r>
-    </w:p>
-    <w:p>
-      <w:r>
-        <w:t>Einige Framework-Arten:</w:t>
+        <w:t>Compiler</w:t>
+      </w:r>
+      <w:r>
+        <w:t>: Übersetzt ganzen Quellcode auf einmal in Maschinensprache</w:t>
+      </w:r>
+      <w:r>
+        <w:t>, erzeugt fertige Programme</w:t>
       </w:r>
     </w:p>
     <w:p>
@@ -2472,32 +2691,11 @@
         <w:rPr>
           <w:u w:val="single"/>
         </w:rPr>
-        <w:t>Web-Frameworks</w:t>
-      </w:r>
-      <w:r>
-        <w:t xml:space="preserve">: für Benutzeroberflächen im Browser. Für moderne, interaktive Anwendungen. </w:t>
-      </w:r>
-      <w:proofErr w:type="spellStart"/>
-      <w:r>
-        <w:t>zB</w:t>
-      </w:r>
-      <w:proofErr w:type="spellEnd"/>
-      <w:r>
-        <w:t xml:space="preserve"> Vue.js, </w:t>
-      </w:r>
-      <w:proofErr w:type="spellStart"/>
-      <w:r>
-        <w:t>React</w:t>
-      </w:r>
-      <w:proofErr w:type="spellEnd"/>
-      <w:r>
-        <w:t xml:space="preserve">, </w:t>
-      </w:r>
-      <w:proofErr w:type="spellStart"/>
-      <w:r>
-        <w:t>Svelte</w:t>
-      </w:r>
-      <w:proofErr w:type="spellEnd"/>
+        <w:t>Interpreter</w:t>
+      </w:r>
+      <w:r>
+        <w:t>: Führt Code Zeile für Zeile aus, gut zum Testen</w:t>
+      </w:r>
     </w:p>
     <w:p>
       <w:pPr>
@@ -2511,26 +2709,10 @@
         <w:rPr>
           <w:u w:val="single"/>
         </w:rPr>
-        <w:t>Backend-Frameworks</w:t>
-      </w:r>
-      <w:r>
-        <w:t xml:space="preserve">: für die serverseitige Anwendungs-Grundlagen. Für Umsetzung von Geschäftslogik, API-Bereitstellung, Datenverarbeitung etc. </w:t>
-      </w:r>
-      <w:proofErr w:type="spellStart"/>
-      <w:r>
-        <w:t>zB</w:t>
-      </w:r>
-      <w:proofErr w:type="spellEnd"/>
-      <w:r>
-        <w:t xml:space="preserve"> Spring Boot, </w:t>
-      </w:r>
-      <w:proofErr w:type="spellStart"/>
-      <w:r>
-        <w:t>Flask</w:t>
-      </w:r>
-      <w:proofErr w:type="spellEnd"/>
-      <w:r>
-        <w:t>, Django</w:t>
+        <w:t>Assembler</w:t>
+      </w:r>
+      <w:r>
+        <w:t>: Übersetzt Assemblersprachen-Code in Maschinensprache</w:t>
       </w:r>
     </w:p>
     <w:p>
@@ -2545,6 +2727,159 @@
         <w:rPr>
           <w:u w:val="single"/>
         </w:rPr>
+        <w:t>Debugger:</w:t>
+      </w:r>
+      <w:r>
+        <w:t xml:space="preserve"> Hilft bei Fehlersuche. Code wird Schritt für Schritt ausgeführt, Breakpoints werden gesetzt, Variablen können geprüft werden. </w:t>
+      </w:r>
+    </w:p>
+    <w:p>
+      <w:pPr>
+        <w:pStyle w:val="Listenabsatz"/>
+        <w:numPr>
+          <w:ilvl w:val="0"/>
+          <w:numId w:val="3"/>
+        </w:numPr>
+      </w:pPr>
+      <w:r>
+        <w:rPr>
+          <w:u w:val="single"/>
+        </w:rPr>
+        <w:t>Versionsverwaltungssysteme</w:t>
+      </w:r>
+      <w:r>
+        <w:t xml:space="preserve">: Speichert Änderungen am Code, macht sie nachvollziehbar, archiviert alte Versionen. Via </w:t>
+      </w:r>
+      <w:proofErr w:type="spellStart"/>
+      <w:r>
+        <w:t>Branching</w:t>
+      </w:r>
+      <w:proofErr w:type="spellEnd"/>
+      <w:r>
+        <w:t xml:space="preserve"> kann jeder unabhängig an seinem Code arbeiten, diese werden dann später </w:t>
+      </w:r>
+      <w:proofErr w:type="spellStart"/>
+      <w:r>
+        <w:t>gemerget</w:t>
+      </w:r>
+      <w:proofErr w:type="spellEnd"/>
+      <w:r>
+        <w:t>.</w:t>
+      </w:r>
+    </w:p>
+    <w:p>
+      <w:r>
+        <w:rPr>
+          <w:b/>
+          <w:bCs/>
+          <w:sz w:val="32"/>
+          <w:szCs w:val="32"/>
+        </w:rPr>
+        <w:t xml:space="preserve">Frameworks </w:t>
+      </w:r>
+      <w:r>
+        <w:t xml:space="preserve">sind vorgefertigte Software-Grundgerüste. Sie legen Abläufe, Architektur und Softwarestruktur fest, die Entwicklerin muss nur noch eigene Funktionen ergänzen und die eigene Logik einfügen. Sie lassen sich auch durch eigenen Code erweitern. </w:t>
+      </w:r>
+    </w:p>
+    <w:p>
+      <w:r>
+        <w:t>Das Framework steuert den Ablauf und greift dabei auf den Benutzercode zu. Anders als bei einer Bibliothek, diese stellt Funktionen bereit, die dann von Entwicklern genutzt werden können ohne Architektur vorzugeben.</w:t>
+      </w:r>
+    </w:p>
+    <w:p>
+      <w:r>
+        <w:t>Einige Framework-Arten:</w:t>
+      </w:r>
+    </w:p>
+    <w:p>
+      <w:pPr>
+        <w:pStyle w:val="Listenabsatz"/>
+        <w:numPr>
+          <w:ilvl w:val="0"/>
+          <w:numId w:val="3"/>
+        </w:numPr>
+      </w:pPr>
+      <w:r>
+        <w:rPr>
+          <w:u w:val="single"/>
+        </w:rPr>
+        <w:t>Web-Frameworks</w:t>
+      </w:r>
+      <w:r>
+        <w:t xml:space="preserve">: für Benutzeroberflächen im Browser. Für moderne, interaktive Anwendungen. </w:t>
+      </w:r>
+      <w:proofErr w:type="spellStart"/>
+      <w:r>
+        <w:t>zB</w:t>
+      </w:r>
+      <w:proofErr w:type="spellEnd"/>
+      <w:r>
+        <w:t xml:space="preserve"> Vue.js, </w:t>
+      </w:r>
+      <w:proofErr w:type="spellStart"/>
+      <w:r>
+        <w:t>React</w:t>
+      </w:r>
+      <w:proofErr w:type="spellEnd"/>
+      <w:r>
+        <w:t xml:space="preserve">, </w:t>
+      </w:r>
+      <w:proofErr w:type="spellStart"/>
+      <w:r>
+        <w:t>Svelte</w:t>
+      </w:r>
+      <w:proofErr w:type="spellEnd"/>
+    </w:p>
+    <w:p>
+      <w:pPr>
+        <w:pStyle w:val="Listenabsatz"/>
+        <w:numPr>
+          <w:ilvl w:val="0"/>
+          <w:numId w:val="3"/>
+        </w:numPr>
+      </w:pPr>
+      <w:r>
+        <w:rPr>
+          <w:u w:val="single"/>
+        </w:rPr>
+        <w:lastRenderedPageBreak/>
+        <w:t>Backend-Frameworks</w:t>
+      </w:r>
+      <w:r>
+        <w:t xml:space="preserve">: für die serverseitige Anwendungs-Grundlagen. Für Umsetzung von Geschäftslogik, API-Bereitstellung, Datenverarbeitung etc. </w:t>
+      </w:r>
+      <w:proofErr w:type="spellStart"/>
+      <w:r>
+        <w:t>zB</w:t>
+      </w:r>
+      <w:proofErr w:type="spellEnd"/>
+      <w:r>
+        <w:t xml:space="preserve"> Spring Boot, </w:t>
+      </w:r>
+      <w:proofErr w:type="spellStart"/>
+      <w:r>
+        <w:t>Flask</w:t>
+      </w:r>
+      <w:proofErr w:type="spellEnd"/>
+      <w:r>
+        <w:t>, Django</w:t>
+      </w:r>
+    </w:p>
+    <w:p>
+      <w:pPr>
+        <w:pStyle w:val="Listenabsatz"/>
+        <w:numPr>
+          <w:ilvl w:val="0"/>
+          <w:numId w:val="3"/>
+        </w:numPr>
+        <w:pBdr>
+          <w:bottom w:val="single" w:sz="6" w:space="1" w:color="auto"/>
+        </w:pBdr>
+      </w:pPr>
+      <w:r>
+        <w:rPr>
+          <w:u w:val="single"/>
+        </w:rPr>
         <w:t>Desktop/GUI-Frameworks:</w:t>
       </w:r>
       <w:r>
@@ -2567,6 +2902,775 @@
         <w:t>, WPF.</w:t>
       </w:r>
     </w:p>
+    <w:p>
+      <w:pPr>
+        <w:rPr>
+          <w:b/>
+          <w:bCs/>
+          <w:sz w:val="32"/>
+          <w:szCs w:val="32"/>
+        </w:rPr>
+      </w:pPr>
+      <w:r>
+        <w:rPr>
+          <w:b/>
+          <w:bCs/>
+          <w:sz w:val="32"/>
+          <w:szCs w:val="32"/>
+        </w:rPr>
+        <w:t>Lernfeld 7</w:t>
+      </w:r>
+    </w:p>
+    <w:p>
+      <w:r>
+        <w:t xml:space="preserve">Hauptelemente von </w:t>
+      </w:r>
+      <w:r>
+        <w:rPr>
+          <w:b/>
+          <w:bCs/>
+          <w:sz w:val="32"/>
+          <w:szCs w:val="32"/>
+        </w:rPr>
+        <w:t>C#</w:t>
+      </w:r>
+      <w:r>
+        <w:rPr>
+          <w:sz w:val="32"/>
+          <w:szCs w:val="32"/>
+        </w:rPr>
+        <w:t xml:space="preserve"> </w:t>
+      </w:r>
+      <w:r>
+        <w:t xml:space="preserve">sind </w:t>
+      </w:r>
+    </w:p>
+    <w:p>
+      <w:r>
+        <w:rPr>
+          <w:u w:val="single"/>
+        </w:rPr>
+        <w:t>Namespaces</w:t>
+      </w:r>
+      <w:r>
+        <w:t xml:space="preserve">: ein Container für Klassen </w:t>
+      </w:r>
+      <w:r>
+        <w:br/>
+      </w:r>
+      <w:r>
+        <w:rPr>
+          <w:u w:val="single"/>
+        </w:rPr>
+        <w:t>Klassen</w:t>
+      </w:r>
+      <w:r>
+        <w:t>: Fasst Daten und Methoden zu einer Einheit zusammen, aus der Objekte generiert werden können</w:t>
+      </w:r>
+      <w:r>
+        <w:br/>
+      </w:r>
+      <w:r>
+        <w:rPr>
+          <w:u w:val="single"/>
+        </w:rPr>
+        <w:t>Main-Methode</w:t>
+      </w:r>
+      <w:r>
+        <w:t>: Start des Programms, da die Laufzeitumgebung gezielt nach der Methode als Startpunkt sucht. Ihre Elemente:</w:t>
+      </w:r>
+      <w:r>
+        <w:br/>
+        <w:t xml:space="preserve">- </w:t>
+      </w:r>
+      <w:proofErr w:type="spellStart"/>
+      <w:r>
+        <w:t>static</w:t>
+      </w:r>
+      <w:proofErr w:type="spellEnd"/>
+      <w:r>
+        <w:t>: Methode gehört zur Klasse und nicht zu einem Objekt, kann objektlos              aufgerufen werden</w:t>
+      </w:r>
+      <w:r>
+        <w:br/>
+        <w:t xml:space="preserve">- </w:t>
+      </w:r>
+      <w:proofErr w:type="spellStart"/>
+      <w:r>
+        <w:t>void</w:t>
+      </w:r>
+      <w:proofErr w:type="spellEnd"/>
+      <w:r>
+        <w:t>: Methodenart, die keinen Wert zurückgibt</w:t>
+      </w:r>
+      <w:r>
+        <w:br/>
+        <w:t>- Main: ist der Name der Methode und muss für die Laufzeitumgebung genau so geschrieben werden</w:t>
+      </w:r>
+      <w:r>
+        <w:br/>
+        <w:t xml:space="preserve">- </w:t>
+      </w:r>
+      <w:proofErr w:type="spellStart"/>
+      <w:r>
+        <w:t>string</w:t>
+      </w:r>
+      <w:proofErr w:type="spellEnd"/>
+      <w:r>
+        <w:t xml:space="preserve"> [] </w:t>
+      </w:r>
+      <w:proofErr w:type="spellStart"/>
+      <w:r>
+        <w:t>args</w:t>
+      </w:r>
+      <w:proofErr w:type="spellEnd"/>
+      <w:r>
+        <w:t>: ein Array aus Strings, mit dem Argumente vorgegeben werden können, ist optional</w:t>
+      </w:r>
+    </w:p>
+    <w:p>
+      <w:r>
+        <w:t xml:space="preserve">C# besteht aus </w:t>
+      </w:r>
+      <w:r>
+        <w:rPr>
+          <w:b/>
+          <w:bCs/>
+        </w:rPr>
+        <w:t>Anweisungen</w:t>
+      </w:r>
+      <w:r>
+        <w:t xml:space="preserve">, an deren Ende ein Semikolon steht. </w:t>
+      </w:r>
+    </w:p>
+    <w:p>
+      <w:r>
+        <w:rPr>
+          <w:b/>
+          <w:bCs/>
+        </w:rPr>
+        <w:t xml:space="preserve">Anweisungsblöcke </w:t>
+      </w:r>
+      <w:r>
+        <w:t>(etwa nach einem „</w:t>
+      </w:r>
+      <w:proofErr w:type="spellStart"/>
+      <w:r>
+        <w:t>if</w:t>
+      </w:r>
+      <w:proofErr w:type="spellEnd"/>
+      <w:r>
+        <w:t>“) werden mit {} eingeschlossen, sie gruppieren die Anweisungen und definiert den Gültigkeitsbereich von Variablen.</w:t>
+      </w:r>
+    </w:p>
+    <w:p>
+      <w:r>
+        <w:t xml:space="preserve">Die selbstgewählten Namen für Variablen, Methoden und Namespace nennt man </w:t>
+      </w:r>
+      <w:r>
+        <w:rPr>
+          <w:b/>
+          <w:bCs/>
+        </w:rPr>
+        <w:t>Bezeichner.</w:t>
+      </w:r>
+      <w:r>
+        <w:t xml:space="preserve"> Die Sprache erkennt Groß- und Kleinschreibung – Klassen, Methoden und Konstanten schreibt man im </w:t>
+      </w:r>
+      <w:proofErr w:type="spellStart"/>
+      <w:r>
+        <w:t>PascalCase</w:t>
+      </w:r>
+      <w:proofErr w:type="spellEnd"/>
+      <w:r>
+        <w:t xml:space="preserve">, Variablen im </w:t>
+      </w:r>
+      <w:proofErr w:type="spellStart"/>
+      <w:r>
+        <w:t>camelCase</w:t>
+      </w:r>
+      <w:proofErr w:type="spellEnd"/>
+      <w:r>
+        <w:t>.</w:t>
+      </w:r>
+    </w:p>
+    <w:p>
+      <w:proofErr w:type="spellStart"/>
+      <w:r>
+        <w:t>Bezeichnerwahl</w:t>
+      </w:r>
+      <w:proofErr w:type="spellEnd"/>
+      <w:r>
+        <w:t xml:space="preserve"> ist frei, bis auf </w:t>
+      </w:r>
+      <w:r>
+        <w:rPr>
+          <w:b/>
+          <w:bCs/>
+        </w:rPr>
+        <w:t>Schlüsselwörter</w:t>
+      </w:r>
+      <w:r>
+        <w:t xml:space="preserve">, die sind reserviert für bestimmte Bedeutungen. Sie sollen keine Bezeichner werden, sonst gibt es Syntaxfehler. Beispiele: </w:t>
+      </w:r>
+      <w:proofErr w:type="spellStart"/>
+      <w:r>
+        <w:t>class</w:t>
+      </w:r>
+      <w:proofErr w:type="spellEnd"/>
+      <w:r>
+        <w:t xml:space="preserve">, </w:t>
+      </w:r>
+      <w:proofErr w:type="spellStart"/>
+      <w:r>
+        <w:t>if</w:t>
+      </w:r>
+      <w:proofErr w:type="spellEnd"/>
+      <w:r>
+        <w:t xml:space="preserve">, </w:t>
+      </w:r>
+      <w:proofErr w:type="spellStart"/>
+      <w:r>
+        <w:t>new</w:t>
+      </w:r>
+      <w:proofErr w:type="spellEnd"/>
+    </w:p>
+    <w:p>
+      <w:r>
+        <w:rPr>
+          <w:b/>
+          <w:bCs/>
+        </w:rPr>
+        <w:t>Kommentare</w:t>
+      </w:r>
+      <w:r>
+        <w:t xml:space="preserve"> werden vom Compiler ignoriert, sie sind als Infos für die Programmierer da. Einzeilige Kommentare werden mit //, mehrzeilige mit /* und */ gebildet. 3 Schrägstriche = XML-Kommentar.</w:t>
+      </w:r>
+    </w:p>
+    <w:p>
+      <w:r>
+        <w:rPr>
+          <w:b/>
+          <w:bCs/>
+        </w:rPr>
+        <w:t>Datentypen</w:t>
+      </w:r>
+      <w:r>
+        <w:t xml:space="preserve"> sind vorgefertigte Klassen. Sie legen fest, welche Information eine Variable speichern kann (Korrektheit, Lesbarkeit) und mit welchem Speicherplatz (Speichereffizienz). </w:t>
+      </w:r>
+    </w:p>
+    <w:p/>
+    <w:p/>
+    <w:p>
+      <w:r>
+        <w:lastRenderedPageBreak/>
+        <w:t>Datentypen:</w:t>
+      </w:r>
+    </w:p>
+    <w:p>
+      <w:pPr>
+        <w:pStyle w:val="Listenabsatz"/>
+        <w:numPr>
+          <w:ilvl w:val="0"/>
+          <w:numId w:val="3"/>
+        </w:numPr>
+      </w:pPr>
+      <w:proofErr w:type="spellStart"/>
+      <w:r>
+        <w:rPr>
+          <w:u w:val="single"/>
+        </w:rPr>
+        <w:t>Int</w:t>
+      </w:r>
+      <w:proofErr w:type="spellEnd"/>
+      <w:r>
+        <w:t>: Ganzzahl, 4 Byte</w:t>
+      </w:r>
+    </w:p>
+    <w:p>
+      <w:pPr>
+        <w:pStyle w:val="Listenabsatz"/>
+        <w:numPr>
+          <w:ilvl w:val="0"/>
+          <w:numId w:val="3"/>
+        </w:numPr>
+      </w:pPr>
+      <w:r>
+        <w:rPr>
+          <w:u w:val="single"/>
+        </w:rPr>
+        <w:t>Long</w:t>
+      </w:r>
+      <w:r>
+        <w:t>: Ganzzahl, 8 Byte</w:t>
+      </w:r>
+    </w:p>
+    <w:p>
+      <w:pPr>
+        <w:pStyle w:val="Listenabsatz"/>
+        <w:numPr>
+          <w:ilvl w:val="0"/>
+          <w:numId w:val="3"/>
+        </w:numPr>
+      </w:pPr>
+      <w:proofErr w:type="spellStart"/>
+      <w:r>
+        <w:rPr>
+          <w:u w:val="single"/>
+        </w:rPr>
+        <w:t>Float</w:t>
+      </w:r>
+      <w:proofErr w:type="spellEnd"/>
+      <w:r>
+        <w:t>: Gleitkommazahl, 4 Byte</w:t>
+      </w:r>
+    </w:p>
+    <w:p>
+      <w:pPr>
+        <w:pStyle w:val="Listenabsatz"/>
+        <w:numPr>
+          <w:ilvl w:val="0"/>
+          <w:numId w:val="3"/>
+        </w:numPr>
+      </w:pPr>
+      <w:r>
+        <w:rPr>
+          <w:u w:val="single"/>
+        </w:rPr>
+        <w:t>Double</w:t>
+      </w:r>
+      <w:r>
+        <w:t>: Gleitkommazahl: 8 Byte</w:t>
+      </w:r>
+    </w:p>
+    <w:p>
+      <w:pPr>
+        <w:pStyle w:val="Listenabsatz"/>
+        <w:numPr>
+          <w:ilvl w:val="0"/>
+          <w:numId w:val="3"/>
+        </w:numPr>
+      </w:pPr>
+      <w:r>
+        <w:rPr>
+          <w:u w:val="single"/>
+        </w:rPr>
+        <w:t>Byte</w:t>
+      </w:r>
+      <w:r>
+        <w:t>: Ganzzahl, 1 Byte</w:t>
+      </w:r>
+    </w:p>
+    <w:p>
+      <w:pPr>
+        <w:pStyle w:val="Listenabsatz"/>
+        <w:numPr>
+          <w:ilvl w:val="0"/>
+          <w:numId w:val="3"/>
+        </w:numPr>
+      </w:pPr>
+      <w:r>
+        <w:rPr>
+          <w:u w:val="single"/>
+        </w:rPr>
+        <w:t>Short:</w:t>
+      </w:r>
+      <w:r>
+        <w:t xml:space="preserve"> Ganzzahl, 2 Byte</w:t>
+      </w:r>
+    </w:p>
+    <w:p>
+      <w:pPr>
+        <w:pStyle w:val="Listenabsatz"/>
+        <w:numPr>
+          <w:ilvl w:val="0"/>
+          <w:numId w:val="3"/>
+        </w:numPr>
+      </w:pPr>
+      <w:proofErr w:type="spellStart"/>
+      <w:r>
+        <w:rPr>
+          <w:u w:val="single"/>
+        </w:rPr>
+        <w:t>Decimal</w:t>
+      </w:r>
+      <w:proofErr w:type="spellEnd"/>
+      <w:r>
+        <w:t>: Gleitkommazahl, 16 Byte</w:t>
+      </w:r>
+    </w:p>
+    <w:p>
+      <w:pPr>
+        <w:pStyle w:val="Listenabsatz"/>
+        <w:numPr>
+          <w:ilvl w:val="0"/>
+          <w:numId w:val="3"/>
+        </w:numPr>
+      </w:pPr>
+      <w:r>
+        <w:rPr>
+          <w:u w:val="single"/>
+        </w:rPr>
+        <w:t>Char:</w:t>
+      </w:r>
+      <w:r>
+        <w:t xml:space="preserve"> 1 Unicode-Zeichen</w:t>
+      </w:r>
+      <w:r>
+        <w:t>, wird in einfache Anführungszeichen gesetzt.</w:t>
+      </w:r>
+    </w:p>
+    <w:p>
+      <w:pPr>
+        <w:pStyle w:val="Listenabsatz"/>
+        <w:numPr>
+          <w:ilvl w:val="0"/>
+          <w:numId w:val="3"/>
+        </w:numPr>
+      </w:pPr>
+      <w:r>
+        <w:rPr>
+          <w:u w:val="single"/>
+        </w:rPr>
+        <w:t>String</w:t>
+      </w:r>
+      <w:r>
+        <w:t>: Beliebig lange Folge von Unicode-Zeichen</w:t>
+      </w:r>
+      <w:r>
+        <w:t>, wird in „“ gesetzt.</w:t>
+      </w:r>
+    </w:p>
+    <w:p>
+      <w:pPr>
+        <w:pStyle w:val="Listenabsatz"/>
+        <w:numPr>
+          <w:ilvl w:val="0"/>
+          <w:numId w:val="3"/>
+        </w:numPr>
+      </w:pPr>
+      <w:proofErr w:type="spellStart"/>
+      <w:r>
+        <w:rPr>
+          <w:u w:val="single"/>
+        </w:rPr>
+        <w:t>Bool</w:t>
+      </w:r>
+      <w:proofErr w:type="spellEnd"/>
+      <w:r>
+        <w:rPr>
+          <w:u w:val="single"/>
+        </w:rPr>
+        <w:t>:</w:t>
+      </w:r>
+      <w:r>
+        <w:t xml:space="preserve"> Hat den Zustand </w:t>
+      </w:r>
+      <w:proofErr w:type="spellStart"/>
+      <w:r>
+        <w:t>true</w:t>
+      </w:r>
+      <w:proofErr w:type="spellEnd"/>
+      <w:r>
+        <w:t xml:space="preserve"> oder </w:t>
+      </w:r>
+      <w:proofErr w:type="spellStart"/>
+      <w:r>
+        <w:t>false</w:t>
+      </w:r>
+      <w:proofErr w:type="spellEnd"/>
+      <w:r>
+        <w:t>, für Bedingungen</w:t>
+      </w:r>
+    </w:p>
+    <w:p>
+      <w:r>
+        <w:rPr>
+          <w:b/>
+          <w:bCs/>
+        </w:rPr>
+        <w:t>Variablen</w:t>
+      </w:r>
+      <w:r>
+        <w:t xml:space="preserve"> sind benannte Speicher für Werte eines bestimmten Typs. </w:t>
+      </w:r>
+    </w:p>
+    <w:p>
+      <w:r>
+        <w:t xml:space="preserve">Man </w:t>
+      </w:r>
+      <w:r>
+        <w:rPr>
+          <w:u w:val="single"/>
+        </w:rPr>
+        <w:t>deklariert</w:t>
+      </w:r>
+      <w:r>
+        <w:t xml:space="preserve"> sie, indem man den Datentyp und den Bezeichner zusammenfügt, z.B. </w:t>
+      </w:r>
+      <w:proofErr w:type="spellStart"/>
+      <w:r>
+        <w:t>int</w:t>
+      </w:r>
+      <w:proofErr w:type="spellEnd"/>
+      <w:r>
+        <w:t xml:space="preserve"> alter. Man </w:t>
+      </w:r>
+      <w:r>
+        <w:rPr>
+          <w:u w:val="single"/>
+        </w:rPr>
+        <w:t>initialisiert</w:t>
+      </w:r>
+      <w:r>
+        <w:t xml:space="preserve"> sie, indem man ihnen einen Wert zuweist, z.B. alter = 25. Meistens passiert beides zusammen.</w:t>
+      </w:r>
+    </w:p>
+    <w:p>
+      <w:r>
+        <w:t>Fehlerquellen sind z.B. unpassende Datentypen, keine Initialisierung, falsche Schreibweise</w:t>
+      </w:r>
+    </w:p>
+    <w:p>
+      <w:r>
+        <w:rPr>
+          <w:b/>
+          <w:bCs/>
+        </w:rPr>
+        <w:t>Eingaben</w:t>
+      </w:r>
+      <w:r>
+        <w:t xml:space="preserve"> werden über </w:t>
+      </w:r>
+      <w:proofErr w:type="spellStart"/>
+      <w:r>
+        <w:t>Console.ReadLine</w:t>
+      </w:r>
+      <w:proofErr w:type="spellEnd"/>
+      <w:r>
+        <w:t xml:space="preserve">() erfasst. Die Methode liefert einen String und muss dann für weitere Verwendung z.B. durch </w:t>
+      </w:r>
+      <w:proofErr w:type="spellStart"/>
+      <w:proofErr w:type="gramStart"/>
+      <w:r>
+        <w:t>int.TryParse</w:t>
+      </w:r>
+      <w:proofErr w:type="spellEnd"/>
+      <w:proofErr w:type="gramEnd"/>
+      <w:r>
+        <w:t xml:space="preserve">() oder Convert.ToInt32 (wenn man einen </w:t>
+      </w:r>
+      <w:proofErr w:type="spellStart"/>
+      <w:r>
+        <w:t>Int</w:t>
+      </w:r>
+      <w:proofErr w:type="spellEnd"/>
+      <w:r>
+        <w:t xml:space="preserve"> haben will) umgewandelt werden.</w:t>
+      </w:r>
+      <w:r>
+        <w:br/>
+      </w:r>
+      <w:r>
+        <w:rPr>
+          <w:u w:val="single"/>
+        </w:rPr>
+        <w:t>Beispiele</w:t>
+      </w:r>
+      <w:r>
+        <w:t>:</w:t>
+      </w:r>
+    </w:p>
+    <w:p>
+      <w:proofErr w:type="spellStart"/>
+      <w:r>
+        <w:t>string</w:t>
+      </w:r>
+      <w:proofErr w:type="spellEnd"/>
+      <w:r>
+        <w:t xml:space="preserve"> </w:t>
+      </w:r>
+      <w:proofErr w:type="spellStart"/>
+      <w:r>
+        <w:t>kundeninfo</w:t>
+      </w:r>
+      <w:proofErr w:type="spellEnd"/>
+      <w:r>
+        <w:t xml:space="preserve"> = </w:t>
+      </w:r>
+      <w:proofErr w:type="spellStart"/>
+      <w:r>
+        <w:t>Console.WriteLine</w:t>
+      </w:r>
+      <w:proofErr w:type="spellEnd"/>
+      <w:r>
+        <w:t>(); man bekommt eine Info als String</w:t>
+      </w:r>
+      <w:r>
+        <w:br/>
+      </w:r>
+      <w:proofErr w:type="spellStart"/>
+      <w:r>
+        <w:t>int.TryParse</w:t>
+      </w:r>
+      <w:proofErr w:type="spellEnd"/>
+      <w:r>
+        <w:t>(</w:t>
+      </w:r>
+      <w:proofErr w:type="spellStart"/>
+      <w:r>
+        <w:t>Console.ReadLine</w:t>
+      </w:r>
+      <w:proofErr w:type="spellEnd"/>
+      <w:r>
+        <w:t xml:space="preserve">(); out </w:t>
+      </w:r>
+      <w:proofErr w:type="spellStart"/>
+      <w:r>
+        <w:t>int</w:t>
+      </w:r>
+      <w:proofErr w:type="spellEnd"/>
+      <w:r>
+        <w:t xml:space="preserve"> </w:t>
+      </w:r>
+      <w:proofErr w:type="spellStart"/>
+      <w:r>
+        <w:t>kundennummer</w:t>
+      </w:r>
+      <w:proofErr w:type="spellEnd"/>
+      <w:r>
+        <w:t xml:space="preserve">); es wird direkt beim Einlesen versucht, die Eingabe in einen </w:t>
+      </w:r>
+      <w:proofErr w:type="spellStart"/>
+      <w:r>
+        <w:t>Int</w:t>
+      </w:r>
+      <w:proofErr w:type="spellEnd"/>
+      <w:r>
+        <w:t xml:space="preserve"> zu konvertieren, wenn das aufgrund der Formatierung nicht klappt, wird </w:t>
+      </w:r>
+      <w:proofErr w:type="spellStart"/>
+      <w:r>
+        <w:t>kundennummer</w:t>
+      </w:r>
+      <w:proofErr w:type="spellEnd"/>
+      <w:r>
+        <w:t xml:space="preserve"> auf 0 gesetzt, ansonsten auf die eingegebene Zahl.</w:t>
+      </w:r>
+    </w:p>
+    <w:p>
+      <w:r>
+        <w:rPr>
+          <w:b/>
+          <w:bCs/>
+        </w:rPr>
+        <w:t>Ausgaben</w:t>
+      </w:r>
+      <w:r>
+        <w:t xml:space="preserve"> werden über </w:t>
+      </w:r>
+      <w:proofErr w:type="spellStart"/>
+      <w:r>
+        <w:t>Console.WriteLine</w:t>
+      </w:r>
+      <w:proofErr w:type="spellEnd"/>
+      <w:r>
+        <w:t xml:space="preserve">() oder </w:t>
+      </w:r>
+      <w:proofErr w:type="spellStart"/>
+      <w:r>
+        <w:t>Console.Write</w:t>
+      </w:r>
+      <w:proofErr w:type="spellEnd"/>
+      <w:r>
+        <w:t xml:space="preserve">() erstellt. </w:t>
+      </w:r>
+      <w:proofErr w:type="spellStart"/>
+      <w:r>
+        <w:t>Console</w:t>
+      </w:r>
+      <w:proofErr w:type="spellEnd"/>
+      <w:r>
+        <w:t xml:space="preserve"> ist die Klasse und </w:t>
+      </w:r>
+      <w:proofErr w:type="spellStart"/>
+      <w:r>
+        <w:t>WriteLine</w:t>
+      </w:r>
+      <w:proofErr w:type="spellEnd"/>
+      <w:proofErr w:type="gramStart"/>
+      <w:r>
+        <w:t>()/</w:t>
+      </w:r>
+      <w:proofErr w:type="gramEnd"/>
+      <w:r>
+        <w:t>Write() die Methode.</w:t>
+      </w:r>
+    </w:p>
+    <w:p>
+      <w:r>
+        <w:t xml:space="preserve">Hier kann man </w:t>
+      </w:r>
+      <w:r>
+        <w:rPr>
+          <w:b/>
+          <w:bCs/>
+        </w:rPr>
+        <w:t>Escape-Sequenzen</w:t>
+      </w:r>
+      <w:r>
+        <w:t xml:space="preserve"> anwenden mit Backslash. </w:t>
+      </w:r>
+    </w:p>
+    <w:p>
+      <w:r>
+        <w:t>\n = neue Zeile</w:t>
+      </w:r>
+      <w:r>
+        <w:br/>
+        <w:t>\t = Tabulator</w:t>
+      </w:r>
+      <w:r>
+        <w:br/>
+        <w:t xml:space="preserve">\“ = angezeigte Anführungszeichen </w:t>
+      </w:r>
+    </w:p>
+    <w:p>
+      <w:r>
+        <w:t xml:space="preserve">Will man Variablen einfügen, muss man die </w:t>
+      </w:r>
+      <w:r>
+        <w:rPr>
+          <w:b/>
+          <w:bCs/>
+        </w:rPr>
+        <w:t>Ausgabe formatieren</w:t>
+      </w:r>
+      <w:r>
+        <w:t>. Das macht man mit $ und Variablen in {}</w:t>
+      </w:r>
+      <w:r>
+        <w:br/>
+      </w:r>
+      <w:r>
+        <w:rPr>
+          <w:u w:val="single"/>
+        </w:rPr>
+        <w:t>Beispiel</w:t>
+      </w:r>
+      <w:r>
+        <w:t xml:space="preserve">: </w:t>
+      </w:r>
+      <w:proofErr w:type="spellStart"/>
+      <w:r>
+        <w:t>Console.WriteLine</w:t>
+      </w:r>
+      <w:proofErr w:type="spellEnd"/>
+      <w:r>
+        <w:t>($“Ich heiße {name} und bin {alter} Jahre alt.“);</w:t>
+      </w:r>
+    </w:p>
+    <w:p/>
     <w:sectPr>
       <w:pgSz w:w="11906" w:h="16838"/>
       <w:pgMar w:top="1417" w:right="1417" w:bottom="1134" w:left="1417" w:header="708" w:footer="708" w:gutter="0"/>

--- a/TL DR Softwareentwicklung ab 5.docx
+++ b/TL DR Softwareentwicklung ab 5.docx
@@ -284,42 +284,17 @@
         <w:t>Open Data</w:t>
       </w:r>
       <w:r>
-        <w:t xml:space="preserve"> bezeichnet frei zugängliche Daten, von jedem nutzbar aber keine Qualitätsgarantie (</w:t>
-      </w:r>
-      <w:proofErr w:type="spellStart"/>
-      <w:r>
-        <w:t>zB</w:t>
-      </w:r>
-      <w:proofErr w:type="spellEnd"/>
-      <w:r>
-        <w:t xml:space="preserve"> Wetterdaten). </w:t>
-      </w:r>
-      <w:proofErr w:type="spellStart"/>
-      <w:r>
-        <w:rPr>
-          <w:b/>
-          <w:bCs/>
-        </w:rPr>
-        <w:t>Closed</w:t>
-      </w:r>
-      <w:proofErr w:type="spellEnd"/>
-      <w:r>
-        <w:rPr>
-          <w:b/>
-          <w:bCs/>
-        </w:rPr>
-        <w:t xml:space="preserve"> Data</w:t>
-      </w:r>
-      <w:r>
-        <w:t xml:space="preserve"> sind geschützte Daten, die nur bestimmte Nutzer nutzen können, eingeschränkter Zugriff aber dafür hohe Qualität (</w:t>
-      </w:r>
-      <w:proofErr w:type="spellStart"/>
-      <w:r>
-        <w:t>zB</w:t>
-      </w:r>
-      <w:proofErr w:type="spellEnd"/>
-      <w:r>
-        <w:t xml:space="preserve"> Unternehmensdaten).</w:t>
+        <w:t xml:space="preserve"> bezeichnet frei zugängliche Daten, von jedem nutzbar aber keine Qualitätsgarantie (zB Wetterdaten). </w:t>
+      </w:r>
+      <w:r>
+        <w:rPr>
+          <w:b/>
+          <w:bCs/>
+        </w:rPr>
+        <w:t>Closed Data</w:t>
+      </w:r>
+      <w:r>
+        <w:t xml:space="preserve"> sind geschützte Daten, die nur bestimmte Nutzer nutzen können, eingeschränkter Zugriff aber dafür hohe Qualität (zB Unternehmensdaten).</w:t>
       </w:r>
     </w:p>
     <w:p>
@@ -419,15 +394,7 @@
         </w:numPr>
       </w:pPr>
       <w:r>
-        <w:t>Analyse – Daten prüfen (</w:t>
-      </w:r>
-      <w:proofErr w:type="spellStart"/>
-      <w:r>
-        <w:t>zB</w:t>
-      </w:r>
-      <w:proofErr w:type="spellEnd"/>
-      <w:r>
-        <w:t xml:space="preserve"> SQL-Abfragen)</w:t>
+        <w:t>Analyse – Daten prüfen (zB SQL-Abfragen)</w:t>
       </w:r>
     </w:p>
     <w:p>
@@ -492,28 +459,7 @@
         <w:t xml:space="preserve">CSV </w:t>
       </w:r>
       <w:r>
-        <w:t>ist ein einfaches Textformat mit Trennzeichen (</w:t>
-      </w:r>
-      <w:proofErr w:type="spellStart"/>
-      <w:proofErr w:type="gramStart"/>
-      <w:r>
-        <w:t>produkt,preis</w:t>
-      </w:r>
-      <w:proofErr w:type="gramEnd"/>
-      <w:r>
-        <w:t>,bestand</w:t>
-      </w:r>
-      <w:proofErr w:type="spellEnd"/>
-      <w:r>
-        <w:t>), in tabellarischer Struktur. Sehr einfach gehalten, komplexe Daten sind nicht wirklich darstellbar. Wird oft für Datenexport/</w:t>
-      </w:r>
-      <w:proofErr w:type="spellStart"/>
-      <w:r>
-        <w:t>import</w:t>
-      </w:r>
-      <w:proofErr w:type="spellEnd"/>
-      <w:r>
-        <w:t xml:space="preserve"> genutzt.</w:t>
+        <w:t>ist ein einfaches Textformat mit Trennzeichen (produkt,preis,bestand), in tabellarischer Struktur. Sehr einfach gehalten, komplexe Daten sind nicht wirklich darstellbar. Wird oft für Datenexport/import genutzt.</w:t>
       </w:r>
     </w:p>
     <w:p>
@@ -525,31 +471,7 @@
         <w:t xml:space="preserve">XML </w:t>
       </w:r>
       <w:r>
-        <w:t>hat eine Baumstruktur mit Tags (&lt;</w:t>
-      </w:r>
-      <w:proofErr w:type="spellStart"/>
-      <w:r>
-        <w:t>product</w:t>
-      </w:r>
-      <w:proofErr w:type="spellEnd"/>
-      <w:r>
-        <w:t>&gt;Produkt&lt;/</w:t>
-      </w:r>
-      <w:proofErr w:type="spellStart"/>
-      <w:r>
-        <w:t>product</w:t>
-      </w:r>
-      <w:proofErr w:type="spellEnd"/>
-      <w:r>
-        <w:t xml:space="preserve">&gt;), viel Verschachtelung, hierarchisch ineinander geordnet. Wird durch die Menge an Tags schnell unübersichtlich und groß. Wird in Datenaustauschprotokollen </w:t>
-      </w:r>
-      <w:proofErr w:type="spellStart"/>
-      <w:r>
-        <w:t>zB</w:t>
-      </w:r>
-      <w:proofErr w:type="spellEnd"/>
-      <w:r>
-        <w:t xml:space="preserve"> SOAP genutzt.</w:t>
+        <w:t>hat eine Baumstruktur mit Tags (&lt;product&gt;Produkt&lt;/product&gt;), viel Verschachtelung, hierarchisch ineinander geordnet. Wird durch die Menge an Tags schnell unübersichtlich und groß. Wird in Datenaustauschprotokollen zB SOAP genutzt.</w:t>
       </w:r>
     </w:p>
     <w:p>
@@ -561,23 +483,7 @@
         <w:t xml:space="preserve">JSON </w:t>
       </w:r>
       <w:r>
-        <w:t>nutzt Key-Value-Paare (untereinander: „</w:t>
-      </w:r>
-      <w:proofErr w:type="spellStart"/>
-      <w:r>
-        <w:t>produkt</w:t>
-      </w:r>
-      <w:proofErr w:type="spellEnd"/>
-      <w:r>
-        <w:t>“: „</w:t>
-      </w:r>
-      <w:proofErr w:type="spellStart"/>
-      <w:r>
-        <w:t>apfel</w:t>
-      </w:r>
-      <w:proofErr w:type="spellEnd"/>
-      <w:r>
-        <w:t>“ „preis“: 0.50 „bestand“: 10). Hierarchisch und verschachtelbar, aber kompakter als XML. Wird in modernen Anwendungen &amp; Web-APIs genutzt.</w:t>
+        <w:t>nutzt Key-Value-Paare (untereinander: „produkt“: „apfel“ „preis“: 0.50 „bestand“: 10). Hierarchisch und verschachtelbar, aber kompakter als XML. Wird in modernen Anwendungen &amp; Web-APIs genutzt.</w:t>
       </w:r>
     </w:p>
     <w:p>
@@ -591,15 +497,7 @@
         <w:t xml:space="preserve">Datenübertragung </w:t>
       </w:r>
       <w:r>
-        <w:t xml:space="preserve">passiert über Schnittstellen (APIs). Client sendet über </w:t>
-      </w:r>
-      <w:proofErr w:type="gramStart"/>
-      <w:r>
-        <w:t>API Anfrage</w:t>
-      </w:r>
-      <w:proofErr w:type="gramEnd"/>
-      <w:r>
-        <w:t xml:space="preserve"> an Server, Server verarbeitet und schickt zurück. Zwei Übertragungsarten:</w:t>
+        <w:t>passiert über Schnittstellen (APIs). Client sendet über API Anfrage an Server, Server verarbeitet und schickt zurück. Zwei Übertragungsarten:</w:t>
       </w:r>
     </w:p>
     <w:p>
@@ -611,23 +509,7 @@
         <w:t>SOAP</w:t>
       </w:r>
       <w:r>
-        <w:t xml:space="preserve"> (Simple </w:t>
-      </w:r>
-      <w:proofErr w:type="spellStart"/>
-      <w:r>
-        <w:t>Object</w:t>
-      </w:r>
-      <w:proofErr w:type="spellEnd"/>
-      <w:r>
-        <w:t xml:space="preserve"> Access Protocol) ist ein strikt standardisiertes Datenaustauschprotokoll. Es hat einen </w:t>
-      </w:r>
-      <w:proofErr w:type="spellStart"/>
-      <w:r>
-        <w:t>Envelope</w:t>
-      </w:r>
-      <w:proofErr w:type="spellEnd"/>
-      <w:r>
-        <w:t xml:space="preserve"> und Body, manchmal noch einen Header. Genutzt wird XML. Es ist komplex und langsam, aber sicher. </w:t>
+        <w:t xml:space="preserve"> (Simple Object Access Protocol) ist ein strikt standardisiertes Datenaustauschprotokoll. Es hat einen Envelope und Body, manchmal noch einen Header. Genutzt wird XML. Es ist komplex und langsam, aber sicher. </w:t>
       </w:r>
     </w:p>
     <w:p>
@@ -639,15 +521,7 @@
         <w:t>REST</w:t>
       </w:r>
       <w:r>
-        <w:t xml:space="preserve"> ist ein Architekturprinzip mit HTML-Methoden (</w:t>
-      </w:r>
-      <w:proofErr w:type="spellStart"/>
-      <w:r>
-        <w:t>Get</w:t>
-      </w:r>
-      <w:proofErr w:type="spellEnd"/>
-      <w:r>
-        <w:t>, Post, Put, Delete)</w:t>
+        <w:t xml:space="preserve"> ist ein Architekturprinzip mit HTML-Methoden (Get, Post, Put, Delete)</w:t>
       </w:r>
       <w:r>
         <w:t>. Datenformat ist frei, aber meistens JSON. Flexibel und einfach, wird es meist für Webanwendungen und APIs genutzt.</w:t>
@@ -879,31 +753,7 @@
         <w:t>Ganzzahlen mit Vorzeichen</w:t>
       </w:r>
       <w:r>
-        <w:t xml:space="preserve">: negative und positive Ganzzahlen. Bei 8 Bit ist das </w:t>
-      </w:r>
-      <w:proofErr w:type="spellStart"/>
-      <w:r>
-        <w:t>linkeste</w:t>
-      </w:r>
-      <w:proofErr w:type="spellEnd"/>
-      <w:r>
-        <w:t xml:space="preserve"> Bit (</w:t>
-      </w:r>
-      <w:proofErr w:type="spellStart"/>
-      <w:r>
-        <w:t>most</w:t>
-      </w:r>
-      <w:proofErr w:type="spellEnd"/>
-      <w:r>
-        <w:t xml:space="preserve"> </w:t>
-      </w:r>
-      <w:proofErr w:type="spellStart"/>
-      <w:r>
-        <w:t>significant</w:t>
-      </w:r>
-      <w:proofErr w:type="spellEnd"/>
-      <w:r>
-        <w:t xml:space="preserve"> Bit) jetzt das Vorzeichen. 1 für negativ, 0 für positiv. Der Wertebereich ist jetzt von 1000 000 (-128) bis 0111 1111 (127)</w:t>
+        <w:t>: negative und positive Ganzzahlen. Bei 8 Bit ist das linkeste Bit (most significant Bit) jetzt das Vorzeichen. 1 für negativ, 0 für positiv. Der Wertebereich ist jetzt von 1000 000 (-128) bis 0111 1111 (127)</w:t>
       </w:r>
     </w:p>
     <w:p>
@@ -939,15 +789,7 @@
         <w:t>Gleitkommazahlen</w:t>
       </w:r>
       <w:r>
-        <w:t xml:space="preserve">: positive und negative Kommazahlen. Bei </w:t>
-      </w:r>
-      <w:proofErr w:type="spellStart"/>
-      <w:r>
-        <w:t>floats</w:t>
-      </w:r>
-      <w:proofErr w:type="spellEnd"/>
-      <w:r>
-        <w:t xml:space="preserve"> hat man dafür 32 Bits zur Verfügung: </w:t>
+        <w:t xml:space="preserve">: positive und negative Kommazahlen. Bei floats hat man dafür 32 Bits zur Verfügung: </w:t>
       </w:r>
       <w:r>
         <w:br/>
@@ -1503,31 +1345,7 @@
         <w:t xml:space="preserve">Während man also </w:t>
       </w:r>
       <w:r>
-        <w:t>um von einem Dezimal</w:t>
-      </w:r>
-      <w:proofErr w:type="gramStart"/>
-      <w:r>
-        <w:t>-„</w:t>
-      </w:r>
-      <w:proofErr w:type="gramEnd"/>
-      <w:r>
-        <w:t xml:space="preserve">Schritt“ (Kilo, </w:t>
-      </w:r>
-      <w:proofErr w:type="spellStart"/>
-      <w:r>
-        <w:t>Mega</w:t>
-      </w:r>
-      <w:proofErr w:type="spellEnd"/>
-      <w:r>
-        <w:t xml:space="preserve">, </w:t>
-      </w:r>
-      <w:proofErr w:type="spellStart"/>
-      <w:r>
-        <w:t>Giga</w:t>
-      </w:r>
-      <w:proofErr w:type="spellEnd"/>
-      <w:r>
-        <w:t>…) zum nächsten zu kommen die entsprechende Zahl * 1000 nimmt, nimmt man sie für den nächsten Binär-„Schritt“ * 1024</w:t>
+        <w:t>um von einem Dezimal-„Schritt“ (Kilo, Mega, Giga…) zum nächsten zu kommen die entsprechende Zahl * 1000 nimmt, nimmt man sie für den nächsten Binär-„Schritt“ * 1024</w:t>
       </w:r>
     </w:p>
     <w:p>
@@ -1539,17 +1357,8 @@
           <w:b/>
           <w:bCs/>
         </w:rPr>
-        <w:t>Binär-</w:t>
-      </w:r>
-      <w:proofErr w:type="spellStart"/>
-      <w:r>
-        <w:rPr>
-          <w:b/>
-          <w:bCs/>
-        </w:rPr>
-        <w:t>Prefixe</w:t>
-      </w:r>
-      <w:proofErr w:type="spellEnd"/>
+        <w:t>Binär-Prefixe</w:t>
+      </w:r>
       <w:r>
         <w:t xml:space="preserve"> </w:t>
       </w:r>
@@ -1702,23 +1511,7 @@
     </w:p>
     <w:p>
       <w:r>
-        <w:t xml:space="preserve">Wenn man einen Speicherplatz von 1KB hat (1000 Bytes laut Dezimalsystem), hat man aber keine 1000 </w:t>
-      </w:r>
-      <w:proofErr w:type="spellStart"/>
-      <w:r>
-        <w:t>Kibibytes</w:t>
-      </w:r>
-      <w:proofErr w:type="spellEnd"/>
-      <w:r>
-        <w:t xml:space="preserve"> (der tatsächliche Speicher). Das liegt wieder daran, dass im </w:t>
-      </w:r>
-      <w:proofErr w:type="spellStart"/>
-      <w:r>
-        <w:t>Dezimalsytem</w:t>
-      </w:r>
-      <w:proofErr w:type="spellEnd"/>
-      <w:r>
-        <w:t xml:space="preserve"> mit 10er-Potenzen gerechnet wird und im Binärsystem mit 8er-Potenzen.</w:t>
+        <w:t>Wenn man einen Speicherplatz von 1KB hat (1000 Bytes laut Dezimalsystem), hat man aber keine 1000 Kibibytes (der tatsächliche Speicher). Das liegt wieder daran, dass im Dezimalsytem mit 10er-Potenzen gerechnet wird und im Binärsystem mit 8er-Potenzen.</w:t>
       </w:r>
     </w:p>
     <w:p>
@@ -1769,15 +1562,7 @@
       </w:r>
       <w:r>
         <w:br/>
-        <w:t>1 (KB) *1000 = 1000 (Bytes) *8 = 8000 (Bits) :8 = 1000 (Bytes) :1024 = 0,9765… (</w:t>
-      </w:r>
-      <w:proofErr w:type="spellStart"/>
-      <w:r>
-        <w:t>KiB</w:t>
-      </w:r>
-      <w:proofErr w:type="spellEnd"/>
-      <w:r>
-        <w:t>)</w:t>
+        <w:t>1 (KB) *1000 = 1000 (Bytes) *8 = 8000 (Bits) :8 = 1000 (Bytes) :1024 = 0,9765… (KiB)</w:t>
       </w:r>
     </w:p>
     <w:p>
@@ -1787,15 +1572,7 @@
         </w:pBdr>
       </w:pPr>
       <w:r>
-        <w:t xml:space="preserve">8000 Bits sind somit zwar 1KB im Dezimalsystem, aber tatsächlich nur 0,98 </w:t>
-      </w:r>
-      <w:proofErr w:type="spellStart"/>
-      <w:r>
-        <w:t>KiB</w:t>
-      </w:r>
-      <w:proofErr w:type="spellEnd"/>
-      <w:r>
-        <w:t xml:space="preserve">. </w:t>
+        <w:t xml:space="preserve">8000 Bits sind somit zwar 1KB im Dezimalsystem, aber tatsächlich nur 0,98 KiB. </w:t>
       </w:r>
       <w:r>
         <w:t>Es ist, als würde man unterschiedlich große Lagerkisten benutzen für denselben Inhalt, und diese stapeln. Lagerkisten mit 10 Platz machen einen größeren Stapel als Lagerkisten mit 8 Platz, auch wenn in beiden immer nur 8 Teile drin sind – sieht aber nach mehr aus, deshalb wird es so verkauft.</w:t>
@@ -1874,29 +1651,8 @@
         <w:t>Schlüsselwörter</w:t>
       </w:r>
       <w:r>
-        <w:t xml:space="preserve">: Wörter mit fester Bedeutung </w:t>
-      </w:r>
-      <w:proofErr w:type="spellStart"/>
-      <w:r>
-        <w:t>zB</w:t>
-      </w:r>
-      <w:proofErr w:type="spellEnd"/>
-      <w:r>
-        <w:t xml:space="preserve"> </w:t>
-      </w:r>
-      <w:proofErr w:type="spellStart"/>
-      <w:r>
-        <w:t>if</w:t>
-      </w:r>
-      <w:proofErr w:type="spellEnd"/>
-      <w:r>
-        <w:t>/</w:t>
-      </w:r>
-      <w:proofErr w:type="spellStart"/>
-      <w:r>
-        <w:t>else</w:t>
-      </w:r>
-      <w:proofErr w:type="spellEnd"/>
+        <w:t>: Wörter mit fester Bedeutung zB if/else</w:t>
+      </w:r>
     </w:p>
     <w:p>
       <w:pPr>
@@ -1914,15 +1670,7 @@
         <w:t>Datentypen:</w:t>
       </w:r>
       <w:r>
-        <w:t xml:space="preserve"> die Art der Werte </w:t>
-      </w:r>
-      <w:proofErr w:type="spellStart"/>
-      <w:r>
-        <w:t>zB</w:t>
-      </w:r>
-      <w:proofErr w:type="spellEnd"/>
-      <w:r>
-        <w:t xml:space="preserve"> String oder Integer</w:t>
+        <w:t xml:space="preserve"> die Art der Werte zB String oder Integer</w:t>
       </w:r>
     </w:p>
     <w:p>
@@ -1940,15 +1688,7 @@
         <w:t>Zeichensatz:</w:t>
       </w:r>
       <w:r>
-        <w:t xml:space="preserve"> der genutzte Zeichensatz </w:t>
-      </w:r>
-      <w:proofErr w:type="spellStart"/>
-      <w:r>
-        <w:t>zB</w:t>
-      </w:r>
-      <w:proofErr w:type="spellEnd"/>
-      <w:r>
-        <w:t xml:space="preserve"> ASCII oder Unicode</w:t>
+        <w:t xml:space="preserve"> der genutzte Zeichensatz zB ASCII oder Unicode</w:t>
       </w:r>
     </w:p>
     <w:p>
@@ -2014,15 +1754,7 @@
         </w:numPr>
       </w:pPr>
       <w:r>
-        <w:t xml:space="preserve">Anwendungsorientierte Sprachen: für spezielle Anwendungsbereiche </w:t>
-      </w:r>
-      <w:proofErr w:type="spellStart"/>
-      <w:r>
-        <w:t>zB</w:t>
-      </w:r>
-      <w:proofErr w:type="spellEnd"/>
-      <w:r>
-        <w:t xml:space="preserve"> SQL</w:t>
+        <w:t>Anwendungsorientierte Sprachen: für spezielle Anwendungsbereiche zB SQL</w:t>
       </w:r>
     </w:p>
     <w:p>
@@ -2034,15 +1766,7 @@
         </w:numPr>
       </w:pPr>
       <w:r>
-        <w:t xml:space="preserve">KI &amp; Logik: PC soll Probleme selbst lösen, </w:t>
-      </w:r>
-      <w:proofErr w:type="spellStart"/>
-      <w:r>
-        <w:t>zB</w:t>
-      </w:r>
-      <w:proofErr w:type="spellEnd"/>
-      <w:r>
-        <w:t xml:space="preserve"> Prolog</w:t>
+        <w:t>KI &amp; Logik: PC soll Probleme selbst lösen, zB Prolog</w:t>
       </w:r>
     </w:p>
     <w:p>
@@ -2062,15 +1786,7 @@
         <w:t>: für Datenanalyse &amp; KI</w:t>
       </w:r>
       <w:r>
-        <w:t xml:space="preserve"> (auch Webentwicklung und </w:t>
-      </w:r>
-      <w:proofErr w:type="spellStart"/>
-      <w:r>
-        <w:t>Skripting</w:t>
-      </w:r>
-      <w:proofErr w:type="spellEnd"/>
-      <w:r>
-        <w:t>)</w:t>
+        <w:t xml:space="preserve"> (auch Webentwicklung und Skripting)</w:t>
       </w:r>
       <w:r>
         <w:t>. Multiparadigmatisch. Einfache Syntax, geringere Performance.</w:t>
@@ -2140,15 +1856,7 @@
         <w:t>.</w:t>
       </w:r>
       <w:r>
-        <w:t xml:space="preserve"> Das sind grundlegende Strukturen und Vorgehensweisen bei der </w:t>
-      </w:r>
-      <w:proofErr w:type="spellStart"/>
-      <w:r>
-        <w:t>Softwarentwicklung</w:t>
-      </w:r>
-      <w:proofErr w:type="spellEnd"/>
-      <w:r>
-        <w:t>.</w:t>
+        <w:t xml:space="preserve"> Das sind grundlegende Strukturen und Vorgehensweisen bei der Softwarentwicklung.</w:t>
       </w:r>
     </w:p>
     <w:p>
@@ -2160,15 +1868,7 @@
         <w:t>Imperatives Paradigma</w:t>
       </w:r>
       <w:r>
-        <w:t xml:space="preserve">: Es wird Schritt für Schritt angegeben, wie ein Problem zu lösen ist. </w:t>
-      </w:r>
-      <w:proofErr w:type="spellStart"/>
-      <w:r>
-        <w:t>Imperare</w:t>
-      </w:r>
-      <w:proofErr w:type="spellEnd"/>
-      <w:r>
-        <w:t xml:space="preserve"> = befehlen, die Sprache besteht aus einer Reihe von Befehlen</w:t>
+        <w:t>: Es wird Schritt für Schritt angegeben, wie ein Problem zu lösen ist. Imperare = befehlen, die Sprache besteht aus einer Reihe von Befehlen</w:t>
       </w:r>
       <w:r>
         <w:t>, komplett vom Entwickler gesteuert Variablen sind oft veränderbar. Code kann lang und komplex werden. Für Systemsoftware und Spiele genutzt</w:t>
@@ -2206,19 +1906,11 @@
           <w:numId w:val="3"/>
         </w:numPr>
       </w:pPr>
-      <w:proofErr w:type="spellStart"/>
-      <w:r>
-        <w:rPr>
-          <w:u w:val="single"/>
-        </w:rPr>
-        <w:t>Prozeduale</w:t>
-      </w:r>
-      <w:proofErr w:type="spellEnd"/>
-      <w:r>
-        <w:rPr>
-          <w:u w:val="single"/>
-        </w:rPr>
-        <w:t xml:space="preserve"> Programmierung:</w:t>
+      <w:r>
+        <w:rPr>
+          <w:u w:val="single"/>
+        </w:rPr>
+        <w:t>Prozeduale Programmierung:</w:t>
       </w:r>
       <w:r>
         <w:t xml:space="preserve"> darauf aufbauend. Nutzt Funktionen. Kleine, wiederverwendbare Einheiten spart Redundanzen. Beispiel: C, Pascal</w:t>
@@ -2257,15 +1949,7 @@
         <w:t>Deklaratives Paradigma</w:t>
       </w:r>
       <w:r>
-        <w:t xml:space="preserve">: Es wird nur das gewünschte Ergebnis beschrieben, nicht der Weg dorthin. Die Zielfindung wird vom System selbst übernommen. Variablen sind oft unveränderbar. Code ist kürzer und leichter zu lesen. Oft für Datenbankabfragen genutzt </w:t>
-      </w:r>
-      <w:proofErr w:type="spellStart"/>
-      <w:r>
-        <w:t>zB</w:t>
-      </w:r>
-      <w:proofErr w:type="spellEnd"/>
-      <w:r>
-        <w:t xml:space="preserve"> SQL.  Formen:</w:t>
+        <w:t>: Es wird nur das gewünschte Ergebnis beschrieben, nicht der Weg dorthin. Die Zielfindung wird vom System selbst übernommen. Variablen sind oft unveränderbar. Code ist kürzer und leichter zu lesen. Oft für Datenbankabfragen genutzt zB SQL.  Formen:</w:t>
       </w:r>
     </w:p>
     <w:p>
@@ -2322,15 +2006,7 @@
         <w:t xml:space="preserve"> </w:t>
       </w:r>
       <w:r>
-        <w:t xml:space="preserve">arbeitet mit Klassen und Objekten. Sie abstrahiert reale Dinge und Konzepte auf seine wichtigsten Eigenschaften und lässt Details weg: Objekte der Klasse Auto haben die Methode </w:t>
-      </w:r>
-      <w:proofErr w:type="gramStart"/>
-      <w:r>
-        <w:t>fahren(</w:t>
-      </w:r>
-      <w:proofErr w:type="gramEnd"/>
-      <w:r>
-        <w:t>), ohne dass man die internen Details des Motors kennt.</w:t>
+        <w:t>arbeitet mit Klassen und Objekten. Sie abstrahiert reale Dinge und Konzepte auf seine wichtigsten Eigenschaften und lässt Details weg: Objekte der Klasse Auto haben die Methode fahren(), ohne dass man die internen Details des Motors kennt.</w:t>
       </w:r>
     </w:p>
     <w:p>
@@ -2340,60 +2016,12 @@
     </w:p>
     <w:p>
       <w:r>
-        <w:t xml:space="preserve">Beispiel: Die Klasse Auto gibt die Attribute </w:t>
-      </w:r>
-      <w:proofErr w:type="spellStart"/>
-      <w:r>
-        <w:t>color</w:t>
-      </w:r>
-      <w:proofErr w:type="spellEnd"/>
-      <w:r>
-        <w:t xml:space="preserve"> (konkrete Farbe ist frei wählbar) </w:t>
-      </w:r>
-      <w:proofErr w:type="spellStart"/>
-      <w:r>
-        <w:t>wheels</w:t>
-      </w:r>
-      <w:proofErr w:type="spellEnd"/>
-      <w:r>
-        <w:t xml:space="preserve"> = 4 vor und die Methode </w:t>
-      </w:r>
-      <w:proofErr w:type="gramStart"/>
-      <w:r>
-        <w:t>fahren(</w:t>
-      </w:r>
-      <w:proofErr w:type="gramEnd"/>
-      <w:r>
-        <w:t xml:space="preserve">). Objekte sind dann das rote Auto auto1 und das gelbe Auto auto2, alle mit 4 Rädern und der Funktion </w:t>
-      </w:r>
-      <w:proofErr w:type="gramStart"/>
-      <w:r>
-        <w:t>fahren(</w:t>
-      </w:r>
-      <w:proofErr w:type="gramEnd"/>
-      <w:r>
-        <w:t>).</w:t>
-      </w:r>
-    </w:p>
-    <w:p>
-      <w:r>
-        <w:t xml:space="preserve">In C# werden neue Objekte mit </w:t>
-      </w:r>
-      <w:proofErr w:type="spellStart"/>
-      <w:r>
-        <w:t>new</w:t>
-      </w:r>
-      <w:proofErr w:type="spellEnd"/>
-      <w:r>
-        <w:t xml:space="preserve"> aus einer Klasse erzeugt. In C# ist alles eine Klasse oder ein Objekt – auch Integer, Strings, </w:t>
-      </w:r>
-      <w:proofErr w:type="spellStart"/>
-      <w:r>
-        <w:t>Floats</w:t>
-      </w:r>
-      <w:proofErr w:type="spellEnd"/>
-      <w:r>
-        <w:t>…. sind vorgefertigte Klassen mit versteckt hinterlegten Methoden.</w:t>
+        <w:t>Beispiel: Die Klasse Auto gibt die Attribute color (konkrete Farbe ist frei wählbar) wheels = 4 vor und die Methode fahren(). Objekte sind dann das rote Auto auto1 und das gelbe Auto auto2, alle mit 4 Rädern und der Funktion fahren().</w:t>
+      </w:r>
+    </w:p>
+    <w:p>
+      <w:r>
+        <w:t>In C# werden neue Objekte mit new aus einer Klasse erzeugt. In C# ist alles eine Klasse oder ein Objekt – auch Integer, Strings, Floats…. sind vorgefertigte Klassen mit versteckt hinterlegten Methoden.</w:t>
       </w:r>
     </w:p>
     <w:p>
@@ -2471,14 +2099,12 @@
           <w:numId w:val="3"/>
         </w:numPr>
       </w:pPr>
-      <w:proofErr w:type="spellStart"/>
       <w:r>
         <w:rPr>
           <w:u w:val="single"/>
         </w:rPr>
         <w:t>Protected</w:t>
       </w:r>
-      <w:proofErr w:type="spellEnd"/>
       <w:r>
         <w:t>: Zugriff innerhalb der eigenen Klasse und abgeleiteten Klassen.</w:t>
       </w:r>
@@ -2512,15 +2138,7 @@
         <w:t xml:space="preserve"> Attribute</w:t>
       </w:r>
       <w:r>
-        <w:t xml:space="preserve"> </w:t>
-      </w:r>
-      <w:proofErr w:type="gramStart"/>
-      <w:r>
-        <w:t>mit eingebauten Getter</w:t>
-      </w:r>
-      <w:proofErr w:type="gramEnd"/>
-      <w:r>
-        <w:t>/Setter-Methoden</w:t>
+        <w:t xml:space="preserve"> mit eingebauten Getter/Setter-Methoden</w:t>
       </w:r>
       <w:r>
         <w:t>)</w:t>
@@ -2538,15 +2156,7 @@
         <w:t>Vererbung</w:t>
       </w:r>
       <w:r>
-        <w:t xml:space="preserve">: Man kann von bestehenden Klassen andere Klassen ableiten, diese „erben“ dann die Attribute und Methoden der Basisklasse, ohne dass man sie neu schreiben muss. Wenn man die Basisklasse Tier mit der Methode </w:t>
-      </w:r>
-      <w:proofErr w:type="gramStart"/>
-      <w:r>
-        <w:t>atmen(</w:t>
-      </w:r>
-      <w:proofErr w:type="gramEnd"/>
-      <w:r>
-        <w:t>) hat, kann man daraus die Klasse Hund ableiten, die dann auch die Methode atmen() hat, ohne dass man sie in der Klasse selbst nochmal schreiben muss. Jeder Hund ist dann auch ein Tier.</w:t>
+        <w:t>: Man kann von bestehenden Klassen andere Klassen ableiten, diese „erben“ dann die Attribute und Methoden der Basisklasse, ohne dass man sie neu schreiben muss. Wenn man die Basisklasse Tier mit der Methode atmen() hat, kann man daraus die Klasse Hund ableiten, die dann auch die Methode atmen() hat, ohne dass man sie in der Klasse selbst nochmal schreiben muss. Jeder Hund ist dann auch ein Tier.</w:t>
       </w:r>
     </w:p>
     <w:p>
@@ -2748,23 +2358,7 @@
         <w:t>Versionsverwaltungssysteme</w:t>
       </w:r>
       <w:r>
-        <w:t xml:space="preserve">: Speichert Änderungen am Code, macht sie nachvollziehbar, archiviert alte Versionen. Via </w:t>
-      </w:r>
-      <w:proofErr w:type="spellStart"/>
-      <w:r>
-        <w:t>Branching</w:t>
-      </w:r>
-      <w:proofErr w:type="spellEnd"/>
-      <w:r>
-        <w:t xml:space="preserve"> kann jeder unabhängig an seinem Code arbeiten, diese werden dann später </w:t>
-      </w:r>
-      <w:proofErr w:type="spellStart"/>
-      <w:r>
-        <w:t>gemerget</w:t>
-      </w:r>
-      <w:proofErr w:type="spellEnd"/>
-      <w:r>
-        <w:t>.</w:t>
+        <w:t>: Speichert Änderungen am Code, macht sie nachvollziehbar, archiviert alte Versionen. Via Branching kann jeder unabhängig an seinem Code arbeiten, diese werden dann später gemerget.</w:t>
       </w:r>
     </w:p>
     <w:p>
@@ -2806,29 +2400,8 @@
         <w:t>Web-Frameworks</w:t>
       </w:r>
       <w:r>
-        <w:t xml:space="preserve">: für Benutzeroberflächen im Browser. Für moderne, interaktive Anwendungen. </w:t>
-      </w:r>
-      <w:proofErr w:type="spellStart"/>
-      <w:r>
-        <w:t>zB</w:t>
-      </w:r>
-      <w:proofErr w:type="spellEnd"/>
-      <w:r>
-        <w:t xml:space="preserve"> Vue.js, </w:t>
-      </w:r>
-      <w:proofErr w:type="spellStart"/>
-      <w:r>
-        <w:t>React</w:t>
-      </w:r>
-      <w:proofErr w:type="spellEnd"/>
-      <w:r>
-        <w:t xml:space="preserve">, </w:t>
-      </w:r>
-      <w:proofErr w:type="spellStart"/>
-      <w:r>
-        <w:t>Svelte</w:t>
-      </w:r>
-      <w:proofErr w:type="spellEnd"/>
+        <w:t>: für Benutzeroberflächen im Browser. Für moderne, interaktive Anwendungen. zB Vue.js, React, Svelte</w:t>
+      </w:r>
     </w:p>
     <w:p>
       <w:pPr>
@@ -2846,23 +2419,7 @@
         <w:t>Backend-Frameworks</w:t>
       </w:r>
       <w:r>
-        <w:t xml:space="preserve">: für die serverseitige Anwendungs-Grundlagen. Für Umsetzung von Geschäftslogik, API-Bereitstellung, Datenverarbeitung etc. </w:t>
-      </w:r>
-      <w:proofErr w:type="spellStart"/>
-      <w:r>
-        <w:t>zB</w:t>
-      </w:r>
-      <w:proofErr w:type="spellEnd"/>
-      <w:r>
-        <w:t xml:space="preserve"> Spring Boot, </w:t>
-      </w:r>
-      <w:proofErr w:type="spellStart"/>
-      <w:r>
-        <w:t>Flask</w:t>
-      </w:r>
-      <w:proofErr w:type="spellEnd"/>
-      <w:r>
-        <w:t>, Django</w:t>
+        <w:t>: für die serverseitige Anwendungs-Grundlagen. Für Umsetzung von Geschäftslogik, API-Bereitstellung, Datenverarbeitung etc. zB Spring Boot, Flask, Django</w:t>
       </w:r>
     </w:p>
     <w:p>
@@ -2883,23 +2440,7 @@
         <w:t>Desktop/GUI-Frameworks:</w:t>
       </w:r>
       <w:r>
-        <w:t xml:space="preserve"> für grafische Desktop-Anwendungen. </w:t>
-      </w:r>
-      <w:proofErr w:type="spellStart"/>
-      <w:r>
-        <w:t>zB</w:t>
-      </w:r>
-      <w:proofErr w:type="spellEnd"/>
-      <w:r>
-        <w:t xml:space="preserve"> JavaFX, </w:t>
-      </w:r>
-      <w:proofErr w:type="spellStart"/>
-      <w:r>
-        <w:t>Electron</w:t>
-      </w:r>
-      <w:proofErr w:type="spellEnd"/>
-      <w:r>
-        <w:t>, WPF.</w:t>
+        <w:t xml:space="preserve"> für grafische Desktop-Anwendungen. zB JavaFX, Electron, WPF.</w:t>
       </w:r>
     </w:p>
     <w:p>
@@ -2981,27 +2522,11 @@
       </w:r>
       <w:r>
         <w:br/>
-        <w:t xml:space="preserve">- </w:t>
-      </w:r>
-      <w:proofErr w:type="spellStart"/>
-      <w:r>
-        <w:t>static</w:t>
-      </w:r>
-      <w:proofErr w:type="spellEnd"/>
-      <w:r>
-        <w:t>: Methode gehört zur Klasse und nicht zu einem Objekt, kann objektlos              aufgerufen werden</w:t>
-      </w:r>
-      <w:r>
-        <w:br/>
-        <w:t xml:space="preserve">- </w:t>
-      </w:r>
-      <w:proofErr w:type="spellStart"/>
-      <w:r>
-        <w:t>void</w:t>
-      </w:r>
-      <w:proofErr w:type="spellEnd"/>
-      <w:r>
-        <w:t>: Methodenart, die keinen Wert zurückgibt</w:t>
+        <w:t>- static: Methode gehört zur Klasse und nicht zu einem Objekt, kann objektlos              aufgerufen werden</w:t>
+      </w:r>
+      <w:r>
+        <w:br/>
+        <w:t>- void: Methodenart, die keinen Wert zurückgibt</w:t>
       </w:r>
       <w:r>
         <w:br/>
@@ -3009,23 +2534,7 @@
       </w:r>
       <w:r>
         <w:br/>
-        <w:t xml:space="preserve">- </w:t>
-      </w:r>
-      <w:proofErr w:type="spellStart"/>
-      <w:r>
-        <w:t>string</w:t>
-      </w:r>
-      <w:proofErr w:type="spellEnd"/>
-      <w:r>
-        <w:t xml:space="preserve"> [] </w:t>
-      </w:r>
-      <w:proofErr w:type="spellStart"/>
-      <w:r>
-        <w:t>args</w:t>
-      </w:r>
-      <w:proofErr w:type="spellEnd"/>
-      <w:r>
-        <w:t>: ein Array aus Strings, mit dem Argumente vorgegeben werden können, ist optional</w:t>
+        <w:t>- string [] args: ein Array aus Strings, mit dem Argumente vorgegeben werden können, ist optional</w:t>
       </w:r>
     </w:p>
     <w:p>
@@ -3052,15 +2561,7 @@
         <w:t xml:space="preserve">Anweisungsblöcke </w:t>
       </w:r>
       <w:r>
-        <w:t>(etwa nach einem „</w:t>
-      </w:r>
-      <w:proofErr w:type="spellStart"/>
-      <w:r>
-        <w:t>if</w:t>
-      </w:r>
-      <w:proofErr w:type="spellEnd"/>
-      <w:r>
-        <w:t>“) werden mit {} eingeschlossen, sie gruppieren die Anweisungen und definiert den Gültigkeitsbereich von Variablen.</w:t>
+        <w:t>(etwa nach einem „if“) werden mit {} eingeschlossen, sie gruppieren die Anweisungen und definiert den Gültigkeitsbereich von Variablen.</w:t>
       </w:r>
     </w:p>
     <w:p>
@@ -3075,33 +2576,12 @@
         <w:t>Bezeichner.</w:t>
       </w:r>
       <w:r>
-        <w:t xml:space="preserve"> Die Sprache erkennt Groß- und Kleinschreibung – Klassen, Methoden und Konstanten schreibt man im </w:t>
-      </w:r>
-      <w:proofErr w:type="spellStart"/>
-      <w:r>
-        <w:t>PascalCase</w:t>
-      </w:r>
-      <w:proofErr w:type="spellEnd"/>
-      <w:r>
-        <w:t xml:space="preserve">, Variablen im </w:t>
-      </w:r>
-      <w:proofErr w:type="spellStart"/>
-      <w:r>
-        <w:t>camelCase</w:t>
-      </w:r>
-      <w:proofErr w:type="spellEnd"/>
-      <w:r>
-        <w:t>.</w:t>
-      </w:r>
-    </w:p>
-    <w:p>
-      <w:proofErr w:type="spellStart"/>
-      <w:r>
-        <w:t>Bezeichnerwahl</w:t>
-      </w:r>
-      <w:proofErr w:type="spellEnd"/>
-      <w:r>
-        <w:t xml:space="preserve"> ist frei, bis auf </w:t>
+        <w:t xml:space="preserve"> Die Sprache erkennt Groß- und Kleinschreibung – Klassen, Methoden und Konstanten schreibt man im PascalCase, Variablen im camelCase.</w:t>
+      </w:r>
+    </w:p>
+    <w:p>
+      <w:r>
+        <w:t xml:space="preserve">Bezeichnerwahl ist frei, bis auf </w:t>
       </w:r>
       <w:r>
         <w:rPr>
@@ -3111,29 +2591,8 @@
         <w:t>Schlüsselwörter</w:t>
       </w:r>
       <w:r>
-        <w:t xml:space="preserve">, die sind reserviert für bestimmte Bedeutungen. Sie sollen keine Bezeichner werden, sonst gibt es Syntaxfehler. Beispiele: </w:t>
-      </w:r>
-      <w:proofErr w:type="spellStart"/>
-      <w:r>
-        <w:t>class</w:t>
-      </w:r>
-      <w:proofErr w:type="spellEnd"/>
-      <w:r>
-        <w:t xml:space="preserve">, </w:t>
-      </w:r>
-      <w:proofErr w:type="spellStart"/>
-      <w:r>
-        <w:t>if</w:t>
-      </w:r>
-      <w:proofErr w:type="spellEnd"/>
-      <w:r>
-        <w:t xml:space="preserve">, </w:t>
-      </w:r>
-      <w:proofErr w:type="spellStart"/>
-      <w:r>
-        <w:t>new</w:t>
-      </w:r>
-      <w:proofErr w:type="spellEnd"/>
+        <w:t>, die sind reserviert für bestimmte Bedeutungen. Sie sollen keine Bezeichner werden, sonst gibt es Syntaxfehler. Beispiele: class, if, new</w:t>
+      </w:r>
     </w:p>
     <w:p>
       <w:r>
@@ -3175,14 +2634,12 @@
           <w:numId w:val="3"/>
         </w:numPr>
       </w:pPr>
-      <w:proofErr w:type="spellStart"/>
       <w:r>
         <w:rPr>
           <w:u w:val="single"/>
         </w:rPr>
         <w:t>Int</w:t>
       </w:r>
-      <w:proofErr w:type="spellEnd"/>
       <w:r>
         <w:t>: Ganzzahl, 4 Byte</w:t>
       </w:r>
@@ -3213,14 +2670,12 @@
           <w:numId w:val="3"/>
         </w:numPr>
       </w:pPr>
-      <w:proofErr w:type="spellStart"/>
       <w:r>
         <w:rPr>
           <w:u w:val="single"/>
         </w:rPr>
         <w:t>Float</w:t>
       </w:r>
-      <w:proofErr w:type="spellEnd"/>
       <w:r>
         <w:t>: Gleitkommazahl, 4 Byte</w:t>
       </w:r>
@@ -3287,14 +2742,12 @@
           <w:numId w:val="3"/>
         </w:numPr>
       </w:pPr>
-      <w:proofErr w:type="spellStart"/>
       <w:r>
         <w:rPr>
           <w:u w:val="single"/>
         </w:rPr>
         <w:t>Decimal</w:t>
       </w:r>
-      <w:proofErr w:type="spellEnd"/>
       <w:r>
         <w:t>: Gleitkommazahl, 16 Byte</w:t>
       </w:r>
@@ -3349,328 +2802,984 @@
           <w:numId w:val="3"/>
         </w:numPr>
       </w:pPr>
-      <w:proofErr w:type="spellStart"/>
-      <w:r>
-        <w:rPr>
-          <w:u w:val="single"/>
-        </w:rPr>
-        <w:t>Bool</w:t>
-      </w:r>
-      <w:proofErr w:type="spellEnd"/>
-      <w:r>
-        <w:rPr>
-          <w:u w:val="single"/>
-        </w:rPr>
+      <w:r>
+        <w:rPr>
+          <w:u w:val="single"/>
+        </w:rPr>
+        <w:t>Bool:</w:t>
+      </w:r>
+      <w:r>
+        <w:t xml:space="preserve"> Hat den Zustand true oder false, für Bedingungen</w:t>
+      </w:r>
+    </w:p>
+    <w:p>
+      <w:r>
+        <w:rPr>
+          <w:b/>
+          <w:bCs/>
+        </w:rPr>
+        <w:t>Variablen</w:t>
+      </w:r>
+      <w:r>
+        <w:t xml:space="preserve"> sind benannte Speicher für Werte eines bestimmten Typs. </w:t>
+      </w:r>
+    </w:p>
+    <w:p>
+      <w:r>
+        <w:t xml:space="preserve">Man </w:t>
+      </w:r>
+      <w:r>
+        <w:rPr>
+          <w:u w:val="single"/>
+        </w:rPr>
+        <w:t>deklariert</w:t>
+      </w:r>
+      <w:r>
+        <w:t xml:space="preserve"> sie, indem man den Datentyp und den Bezeichner zusammenfügt, z.B. int alter. Man </w:t>
+      </w:r>
+      <w:r>
+        <w:rPr>
+          <w:u w:val="single"/>
+        </w:rPr>
+        <w:t>initialisiert</w:t>
+      </w:r>
+      <w:r>
+        <w:t xml:space="preserve"> sie, indem man ihnen einen Wert zuweist, z.B. alter = 25. Meistens passiert beides zusammen.</w:t>
+      </w:r>
+    </w:p>
+    <w:p>
+      <w:r>
+        <w:t>Fehlerquellen sind z.B. unpassende Datentypen, keine Initialisierung, falsche Schreibweise</w:t>
+      </w:r>
+    </w:p>
+    <w:p>
+      <w:r>
+        <w:rPr>
+          <w:b/>
+          <w:bCs/>
+        </w:rPr>
+        <w:t>Eingaben</w:t>
+      </w:r>
+      <w:r>
+        <w:t xml:space="preserve"> werden über Console.ReadLine() erfasst. Die Methode liefert einen String und muss dann für weitere Verwendung z.B. durch int.TryParse() oder Convert.ToInt32 (wenn man einen Int haben will) umgewandelt werden.</w:t>
+      </w:r>
+      <w:r>
+        <w:br/>
+      </w:r>
+      <w:r>
+        <w:rPr>
+          <w:u w:val="single"/>
+        </w:rPr>
+        <w:t>Beispiele</w:t>
+      </w:r>
+      <w:r>
         <w:t>:</w:t>
       </w:r>
-      <w:r>
-        <w:t xml:space="preserve"> Hat den Zustand </w:t>
-      </w:r>
-      <w:proofErr w:type="spellStart"/>
-      <w:r>
-        <w:t>true</w:t>
-      </w:r>
-      <w:proofErr w:type="spellEnd"/>
-      <w:r>
-        <w:t xml:space="preserve"> oder </w:t>
-      </w:r>
-      <w:proofErr w:type="spellStart"/>
-      <w:r>
-        <w:t>false</w:t>
-      </w:r>
-      <w:proofErr w:type="spellEnd"/>
-      <w:r>
-        <w:t>, für Bedingungen</w:t>
-      </w:r>
-    </w:p>
-    <w:p>
-      <w:r>
-        <w:rPr>
-          <w:b/>
-          <w:bCs/>
-        </w:rPr>
-        <w:t>Variablen</w:t>
-      </w:r>
-      <w:r>
-        <w:t xml:space="preserve"> sind benannte Speicher für Werte eines bestimmten Typs. </w:t>
-      </w:r>
-    </w:p>
-    <w:p>
-      <w:r>
-        <w:t xml:space="preserve">Man </w:t>
-      </w:r>
-      <w:r>
-        <w:rPr>
-          <w:u w:val="single"/>
-        </w:rPr>
-        <w:t>deklariert</w:t>
-      </w:r>
-      <w:r>
-        <w:t xml:space="preserve"> sie, indem man den Datentyp und den Bezeichner zusammenfügt, z.B. </w:t>
-      </w:r>
-      <w:proofErr w:type="spellStart"/>
-      <w:r>
-        <w:t>int</w:t>
-      </w:r>
-      <w:proofErr w:type="spellEnd"/>
-      <w:r>
-        <w:t xml:space="preserve"> alter. Man </w:t>
-      </w:r>
-      <w:r>
-        <w:rPr>
-          <w:u w:val="single"/>
-        </w:rPr>
-        <w:t>initialisiert</w:t>
-      </w:r>
-      <w:r>
-        <w:t xml:space="preserve"> sie, indem man ihnen einen Wert zuweist, z.B. alter = 25. Meistens passiert beides zusammen.</w:t>
-      </w:r>
-    </w:p>
-    <w:p>
-      <w:r>
-        <w:t>Fehlerquellen sind z.B. unpassende Datentypen, keine Initialisierung, falsche Schreibweise</w:t>
-      </w:r>
-    </w:p>
-    <w:p>
-      <w:r>
-        <w:rPr>
-          <w:b/>
-          <w:bCs/>
-        </w:rPr>
-        <w:t>Eingaben</w:t>
-      </w:r>
-      <w:r>
-        <w:t xml:space="preserve"> werden über </w:t>
-      </w:r>
-      <w:proofErr w:type="spellStart"/>
-      <w:r>
-        <w:t>Console.ReadLine</w:t>
-      </w:r>
-      <w:proofErr w:type="spellEnd"/>
-      <w:r>
-        <w:t xml:space="preserve">() erfasst. Die Methode liefert einen String und muss dann für weitere Verwendung z.B. durch </w:t>
-      </w:r>
-      <w:proofErr w:type="spellStart"/>
-      <w:proofErr w:type="gramStart"/>
-      <w:r>
-        <w:t>int.TryParse</w:t>
-      </w:r>
-      <w:proofErr w:type="spellEnd"/>
-      <w:proofErr w:type="gramEnd"/>
-      <w:r>
-        <w:t xml:space="preserve">() oder Convert.ToInt32 (wenn man einen </w:t>
-      </w:r>
-      <w:proofErr w:type="spellStart"/>
-      <w:r>
-        <w:t>Int</w:t>
-      </w:r>
-      <w:proofErr w:type="spellEnd"/>
-      <w:r>
-        <w:t xml:space="preserve"> haben will) umgewandelt werden.</w:t>
-      </w:r>
-      <w:r>
-        <w:br/>
-      </w:r>
-      <w:r>
-        <w:rPr>
-          <w:u w:val="single"/>
-        </w:rPr>
-        <w:t>Beispiele</w:t>
+    </w:p>
+    <w:p>
+      <w:r>
+        <w:t>string kundeninfo = Console.WriteLine(); man bekommt eine Info als String</w:t>
+      </w:r>
+      <w:r>
+        <w:br/>
+        <w:t>int.TryParse(Console.ReadLine(); out int kundennummer); es wird direkt beim Einlesen versucht, die Eingabe in einen Int zu konvertieren, wenn das aufgrund der Formatierung nicht klappt, wird kundennummer auf 0 gesetzt, ansonsten auf die eingegebene Zahl.</w:t>
+      </w:r>
+    </w:p>
+    <w:p>
+      <w:r>
+        <w:rPr>
+          <w:b/>
+          <w:bCs/>
+        </w:rPr>
+        <w:t>Ausgaben</w:t>
+      </w:r>
+      <w:r>
+        <w:t xml:space="preserve"> werden über Console.WriteLine() oder Console.Write() erstellt. Console ist die Klasse und WriteLine()/Write() die Methode.</w:t>
+      </w:r>
+    </w:p>
+    <w:p>
+      <w:r>
+        <w:t xml:space="preserve">Hier kann man </w:t>
+      </w:r>
+      <w:r>
+        <w:rPr>
+          <w:b/>
+          <w:bCs/>
+        </w:rPr>
+        <w:t>Escape-Sequenzen</w:t>
+      </w:r>
+      <w:r>
+        <w:t xml:space="preserve"> anwenden mit Backslash. </w:t>
+      </w:r>
+    </w:p>
+    <w:p>
+      <w:r>
+        <w:t>\n = neue Zeile</w:t>
+      </w:r>
+      <w:r>
+        <w:br/>
+        <w:t>\t = Tabulator</w:t>
+      </w:r>
+      <w:r>
+        <w:br/>
+        <w:t xml:space="preserve">\“ = angezeigte Anführungszeichen </w:t>
+      </w:r>
+    </w:p>
+    <w:p>
+      <w:r>
+        <w:t xml:space="preserve">Will man Variablen einfügen, muss man die </w:t>
+      </w:r>
+      <w:r>
+        <w:rPr>
+          <w:b/>
+          <w:bCs/>
+        </w:rPr>
+        <w:t>Ausgabe formatieren</w:t>
+      </w:r>
+      <w:r>
+        <w:t>. Das macht man mit $ und Variablen in {}</w:t>
+      </w:r>
+      <w:r>
+        <w:br/>
+      </w:r>
+      <w:r>
+        <w:rPr>
+          <w:u w:val="single"/>
+        </w:rPr>
+        <w:t>Beispiel</w:t>
+      </w:r>
+      <w:r>
+        <w:t>: Console.WriteLine($“Ich heiße {name} und bin {alter} Jahre alt.“);</w:t>
+      </w:r>
+    </w:p>
+    <w:p/>
+    <w:p/>
+    <w:p>
+      <w:r>
+        <w:rPr>
+          <w:b/>
+          <w:bCs/>
+          <w:sz w:val="32"/>
+          <w:szCs w:val="32"/>
+        </w:rPr>
+        <w:lastRenderedPageBreak/>
+        <w:t xml:space="preserve">Operatoren </w:t>
+      </w:r>
+      <w:r>
+        <w:t xml:space="preserve">sind (meist) Symbole oder (manchmal) Schlüsselwörter, die Werte/Variablen zueinander in Relation setzen, logische Bedingungen prüfen oder mit ihnen Operationen (wie Rechnungen) durchführt. </w:t>
+      </w:r>
+    </w:p>
+    <w:p>
+      <w:r>
+        <w:t>Liste der Operatoren:</w:t>
+      </w:r>
+    </w:p>
+    <w:p>
+      <w:pPr>
+        <w:pStyle w:val="Listenabsatz"/>
+        <w:numPr>
+          <w:ilvl w:val="0"/>
+          <w:numId w:val="3"/>
+        </w:numPr>
+      </w:pPr>
+      <w:r>
+        <w:t>&amp;</w:t>
       </w:r>
       <w:r>
         <w:t>:</w:t>
       </w:r>
-    </w:p>
-    <w:p>
-      <w:proofErr w:type="spellStart"/>
-      <w:r>
-        <w:t>string</w:t>
-      </w:r>
-      <w:proofErr w:type="spellEnd"/>
-      <w:r>
+      <w:r>
+        <w:t xml:space="preserve"> Bitweises „und“. Prüft stets beide Seiten.</w:t>
+      </w:r>
+    </w:p>
+    <w:p>
+      <w:pPr>
+        <w:pStyle w:val="Listenabsatz"/>
+        <w:numPr>
+          <w:ilvl w:val="0"/>
+          <w:numId w:val="3"/>
+        </w:numPr>
+      </w:pPr>
+      <w:r>
+        <w:t>&amp;&amp;: Logisches „und“. Prüft ggf. nur eine Seite, wenn das Ergebnis schon feststeht.</w:t>
+      </w:r>
+    </w:p>
+    <w:p>
+      <w:pPr>
+        <w:pStyle w:val="Listenabsatz"/>
+        <w:numPr>
+          <w:ilvl w:val="0"/>
+          <w:numId w:val="3"/>
+        </w:numPr>
+      </w:pPr>
+      <w:r>
+        <w:t>|: Bitweises „oder“. Prüft stets beide Seiten.</w:t>
+      </w:r>
+    </w:p>
+    <w:p>
+      <w:pPr>
+        <w:pStyle w:val="Listenabsatz"/>
+        <w:numPr>
+          <w:ilvl w:val="0"/>
+          <w:numId w:val="3"/>
+        </w:numPr>
+      </w:pPr>
+      <w:r>
+        <w:t>||</w:t>
+      </w:r>
+      <w:r>
+        <w:t>:</w:t>
+      </w:r>
+      <w:r>
+        <w:t xml:space="preserve"> Logisches „oder“. Prüft ggf. nur eine Seite, wenn das Ergebnis schon feststeht.</w:t>
+      </w:r>
+    </w:p>
+    <w:p>
+      <w:pPr>
+        <w:pStyle w:val="Listenabsatz"/>
+        <w:numPr>
+          <w:ilvl w:val="0"/>
+          <w:numId w:val="3"/>
+        </w:numPr>
+      </w:pPr>
+      <w:r>
+        <w:t>+: addiert</w:t>
+      </w:r>
+    </w:p>
+    <w:p>
+      <w:pPr>
+        <w:pStyle w:val="Listenabsatz"/>
+        <w:numPr>
+          <w:ilvl w:val="0"/>
+          <w:numId w:val="3"/>
+        </w:numPr>
+      </w:pPr>
+      <w:r>
+        <w:t>-: subtrahiert</w:t>
+      </w:r>
+    </w:p>
+    <w:p>
+      <w:pPr>
+        <w:pStyle w:val="Listenabsatz"/>
+        <w:numPr>
+          <w:ilvl w:val="0"/>
+          <w:numId w:val="3"/>
+        </w:numPr>
+      </w:pPr>
+      <w:r>
+        <w:t>*: multipliziert</w:t>
+      </w:r>
+    </w:p>
+    <w:p>
+      <w:pPr>
+        <w:pStyle w:val="Listenabsatz"/>
+        <w:numPr>
+          <w:ilvl w:val="0"/>
+          <w:numId w:val="3"/>
+        </w:numPr>
+      </w:pPr>
+      <w:r>
+        <w:t>/: dividiert</w:t>
+      </w:r>
+    </w:p>
+    <w:p>
+      <w:pPr>
+        <w:pStyle w:val="Listenabsatz"/>
+        <w:numPr>
+          <w:ilvl w:val="0"/>
+          <w:numId w:val="3"/>
+        </w:numPr>
+      </w:pPr>
+      <w:r>
+        <w:t>%: gibt Rest einer Division an (Modulo)</w:t>
+      </w:r>
+    </w:p>
+    <w:p>
+      <w:pPr>
+        <w:pStyle w:val="Listenabsatz"/>
+        <w:numPr>
+          <w:ilvl w:val="0"/>
+          <w:numId w:val="3"/>
+        </w:numPr>
+      </w:pPr>
+      <w:r>
+        <w:t>+=, -=, *= etc.: führt Mathematik aus und speichert das Ergebnis in der Variable</w:t>
+      </w:r>
+    </w:p>
+    <w:p>
+      <w:pPr>
+        <w:pStyle w:val="Listenabsatz"/>
+        <w:numPr>
+          <w:ilvl w:val="0"/>
+          <w:numId w:val="3"/>
+        </w:numPr>
+      </w:pPr>
+      <w:r>
+        <w:t>!=: Ungleichheit</w:t>
+      </w:r>
+    </w:p>
+    <w:p>
+      <w:pPr>
+        <w:pStyle w:val="Listenabsatz"/>
+        <w:numPr>
+          <w:ilvl w:val="0"/>
+          <w:numId w:val="3"/>
+        </w:numPr>
+      </w:pPr>
+      <w:r>
+        <w:t>&gt;: größer als</w:t>
+      </w:r>
+    </w:p>
+    <w:p>
+      <w:pPr>
+        <w:pStyle w:val="Listenabsatz"/>
+        <w:numPr>
+          <w:ilvl w:val="0"/>
+          <w:numId w:val="3"/>
+        </w:numPr>
+      </w:pPr>
+      <w:r>
+        <w:t>&lt;: kleiner als</w:t>
+      </w:r>
+    </w:p>
+    <w:p>
+      <w:pPr>
+        <w:pStyle w:val="Listenabsatz"/>
+        <w:numPr>
+          <w:ilvl w:val="0"/>
+          <w:numId w:val="3"/>
+        </w:numPr>
+      </w:pPr>
+      <w:r>
+        <w:t>&gt;=, &lt;=: größer/kleiner oder gleich</w:t>
+      </w:r>
+    </w:p>
+    <w:p>
+      <w:pPr>
+        <w:pStyle w:val="Listenabsatz"/>
+        <w:numPr>
+          <w:ilvl w:val="0"/>
+          <w:numId w:val="3"/>
+        </w:numPr>
+      </w:pPr>
+      <w:r>
+        <w:t>==: Gleichheit (bei Variablen Referenzgleichheit, nicht Wertegleichheit)</w:t>
+      </w:r>
+    </w:p>
+    <w:p>
+      <w:pPr>
+        <w:pStyle w:val="Listenabsatz"/>
+        <w:numPr>
+          <w:ilvl w:val="1"/>
+          <w:numId w:val="3"/>
+        </w:numPr>
+      </w:pPr>
+      <w:r>
+        <w:t>ReferenceEquals() ist die nicht überschreibbare Referenzgleichheit, „is“ prüft Typzugehörigkeit.</w:t>
+      </w:r>
+    </w:p>
+    <w:p>
+      <w:r>
+        <w:rPr>
+          <w:b/>
+          <w:bCs/>
+          <w:sz w:val="32"/>
+          <w:szCs w:val="32"/>
+        </w:rPr>
+        <w:t>Verzweigungen</w:t>
+      </w:r>
+      <w:r>
+        <w:rPr>
+          <w:b/>
+          <w:bCs/>
+          <w:sz w:val="32"/>
+          <w:szCs w:val="32"/>
+        </w:rPr>
         <w:t xml:space="preserve"> </w:t>
       </w:r>
-      <w:proofErr w:type="spellStart"/>
-      <w:r>
-        <w:t>kundeninfo</w:t>
-      </w:r>
-      <w:proofErr w:type="spellEnd"/>
-      <w:r>
-        <w:t xml:space="preserve"> = </w:t>
-      </w:r>
-      <w:proofErr w:type="spellStart"/>
-      <w:r>
-        <w:t>Console.WriteLine</w:t>
-      </w:r>
-      <w:proofErr w:type="spellEnd"/>
-      <w:r>
-        <w:t>(); man bekommt eine Info als String</w:t>
-      </w:r>
-      <w:r>
-        <w:br/>
-      </w:r>
-      <w:proofErr w:type="spellStart"/>
-      <w:r>
-        <w:t>int.TryParse</w:t>
-      </w:r>
-      <w:proofErr w:type="spellEnd"/>
-      <w:r>
-        <w:t>(</w:t>
-      </w:r>
-      <w:proofErr w:type="spellStart"/>
-      <w:r>
-        <w:t>Console.ReadLine</w:t>
-      </w:r>
-      <w:proofErr w:type="spellEnd"/>
-      <w:r>
-        <w:t xml:space="preserve">(); out </w:t>
-      </w:r>
-      <w:proofErr w:type="spellStart"/>
-      <w:r>
-        <w:t>int</w:t>
-      </w:r>
-      <w:proofErr w:type="spellEnd"/>
+      <w:r>
+        <w:t>steuern den Programmablauf aufgrund von Bedingungen.</w:t>
+      </w:r>
+    </w:p>
+    <w:p>
+      <w:pPr>
+        <w:pStyle w:val="Listenabsatz"/>
+        <w:numPr>
+          <w:ilvl w:val="0"/>
+          <w:numId w:val="3"/>
+        </w:numPr>
+      </w:pPr>
+      <w:r>
+        <w:rPr>
+          <w:u w:val="single"/>
+        </w:rPr>
+        <w:t>if</w:t>
+      </w:r>
+      <w:r>
+        <w:t>: Wenn Bedingung stimmt, wird der darunterstehende Codeblock ausgeführt.</w:t>
+      </w:r>
+    </w:p>
+    <w:p>
+      <w:pPr>
+        <w:pStyle w:val="Listenabsatz"/>
+        <w:numPr>
+          <w:ilvl w:val="0"/>
+          <w:numId w:val="3"/>
+        </w:numPr>
+      </w:pPr>
+      <w:r>
+        <w:rPr>
+          <w:u w:val="single"/>
+        </w:rPr>
+        <w:t>else if</w:t>
+      </w:r>
+      <w:r>
+        <w:t>: Es werden nacheinander mehrere Bedingungen geprüft bis eine passt, dann wird der dazugehörige Codeblock ausgeführt</w:t>
+      </w:r>
+    </w:p>
+    <w:p>
+      <w:pPr>
+        <w:pStyle w:val="Listenabsatz"/>
+        <w:numPr>
+          <w:ilvl w:val="0"/>
+          <w:numId w:val="3"/>
+        </w:numPr>
+      </w:pPr>
+      <w:r>
+        <w:rPr>
+          <w:u w:val="single"/>
+        </w:rPr>
+        <w:t>else</w:t>
+      </w:r>
+      <w:r>
+        <w:t>: Wenn die „if“ Bedingung(en) nicht zutrifft, wird immer der else-Block ausgeführt</w:t>
+      </w:r>
+      <w:r>
+        <w:t>, sofern vorhanden.</w:t>
+      </w:r>
+    </w:p>
+    <w:p>
+      <w:r>
+        <w:rPr>
+          <w:b/>
+          <w:bCs/>
+        </w:rPr>
+        <w:t>Switch-Cases</w:t>
+      </w:r>
+      <w:r>
+        <w:t xml:space="preserve"> prüfen, ob feste Werte vorkommen und führt dazu passend einen Codeblock aus. Nach jedem Case steht entweder ein break oder ein goto default. Unten steht nach den zu prüfenden Cases der Default Case, der entweder ausgeführt wird, wenn kein anderer Case zutrifft, oder wenn nach einem Case dorthin verwiesen wird.</w:t>
+      </w:r>
+    </w:p>
+    <w:p>
+      <w:r>
+        <w:br w:type="page"/>
+      </w:r>
+    </w:p>
+    <w:p>
+      <w:r>
+        <w:lastRenderedPageBreak/>
+        <w:t>string wochentag = „Montag“</w:t>
+      </w:r>
+    </w:p>
+    <w:p>
+      <w:r>
+        <w:t>switch (wochentag)</w:t>
+      </w:r>
+    </w:p>
+    <w:p>
+      <w:r>
+        <w:t>{</w:t>
+      </w:r>
+    </w:p>
+    <w:p>
+      <w:r>
+        <w:t>case „Montag“:</w:t>
+      </w:r>
+      <w:r>
+        <w:br/>
+        <w:t>Console.WriteLine(„Och mannoooooo! Neeeee mannoooooo!!!!! Ich fahr nach Hause.“);</w:t>
+      </w:r>
+      <w:r>
+        <w:br/>
+        <w:t>break;</w:t>
+      </w:r>
+      <w:r>
+        <w:t xml:space="preserve"> // Dieser Case wird ausgeführt, Switch-Case ist zu Ende</w:t>
+      </w:r>
+      <w:r>
+        <w:br/>
+        <w:t>case „Mittwoch“:</w:t>
+      </w:r>
+      <w:r>
+        <w:br/>
+        <w:t>Console.WriteLine(„Fast geschafft! Jetzt noch den Rest!“)</w:t>
+      </w:r>
+      <w:r>
+        <w:br/>
+        <w:t>goto default;</w:t>
+      </w:r>
+      <w:r>
+        <w:t xml:space="preserve"> // dieser Case wird ausgeführt, danach wird noch Default ausgeführt</w:t>
+      </w:r>
+      <w:r>
+        <w:br/>
+        <w:t>default:</w:t>
+      </w:r>
+      <w:r>
+        <w:br/>
+        <w:t>Console.WriteLine(„Auf in den Kampf!);</w:t>
+      </w:r>
+      <w:r>
+        <w:br/>
+        <w:t>break</w:t>
+      </w:r>
+      <w:r>
+        <w:t xml:space="preserve"> // wird ausgeführt, wenn kein breakender Switch-Case eintritt</w:t>
+      </w:r>
+    </w:p>
+    <w:p>
+      <w:r>
+        <w:t>}</w:t>
+      </w:r>
+      <w:r>
+        <w:br/>
+      </w:r>
+    </w:p>
+    <w:p>
+      <w:r>
+        <w:rPr>
+          <w:b/>
+          <w:bCs/>
+          <w:sz w:val="32"/>
+          <w:szCs w:val="32"/>
+        </w:rPr>
+        <w:t>Methoden</w:t>
+      </w:r>
+      <w:r>
+        <w:t xml:space="preserve"> sind Funktionen, welche in einer Klasse gekapselt sind. Funktionen sind Programmbausteine, welche eine Aktion durchführen und ggf. einen Wert zurückgibt. Da man in C# eigentlich alles in Klassen kapselt, spricht man meistens von Methoden, da die Definition gegeben ist. Sie machen Code übersichtlich und wartbar, da oft vorkommende Abläufe in Methoden gekapselt werden können.</w:t>
+      </w:r>
+    </w:p>
+    <w:p>
+      <w:r>
+        <w:t>Aufbau:</w:t>
+      </w:r>
+    </w:p>
+    <w:p>
+      <w:pPr>
+        <w:pStyle w:val="Listenabsatz"/>
+        <w:numPr>
+          <w:ilvl w:val="0"/>
+          <w:numId w:val="3"/>
+        </w:numPr>
+      </w:pPr>
+      <w:r>
+        <w:rPr>
+          <w:u w:val="single"/>
+        </w:rPr>
+        <w:t>Methodenkopf</w:t>
+      </w:r>
+      <w:r>
+        <w:t>: Rückgabetyp/Datentyp z.B. int oder void, Methodenname der frei wählbar ist (aber die Funktion beschreiben sollte), Parameterliste (wird an die Methode übergeben, sie soll damit arbeiten) die steht hinter dem Bezeichner in den Klammern ()</w:t>
+      </w:r>
+    </w:p>
+    <w:p>
+      <w:pPr>
+        <w:pStyle w:val="Listenabsatz"/>
+        <w:numPr>
+          <w:ilvl w:val="0"/>
+          <w:numId w:val="3"/>
+        </w:numPr>
+      </w:pPr>
+      <w:r>
+        <w:rPr>
+          <w:u w:val="single"/>
+        </w:rPr>
+        <w:t>Methodenrumpf</w:t>
+      </w:r>
+      <w:r>
+        <w:t>: das was in den geschweiften Klammern steht, das was die Methode ausführen soll.</w:t>
+      </w:r>
+    </w:p>
+    <w:p>
+      <w:r>
+        <w:t xml:space="preserve">Der </w:t>
+      </w:r>
+      <w:r>
+        <w:rPr>
+          <w:b/>
+          <w:bCs/>
+        </w:rPr>
+        <w:t xml:space="preserve">Rückgabewert </w:t>
+      </w:r>
+      <w:r>
+        <w:t xml:space="preserve">ist der Wert vom angegebenen Datentyp, der als Ergebnis der Methode zurückgeliefert wird z.B. das Ergebnis einer Rechenaufgabe. Methode, die nur Anweisungen ausführen sollen ohne Rückgabewert haben den Typ void. </w:t>
+      </w:r>
+    </w:p>
+    <w:p>
+      <w:r>
+        <w:rPr>
+          <w:b/>
+          <w:bCs/>
+        </w:rPr>
+        <w:t>Rekursion</w:t>
+      </w:r>
+      <w:r>
+        <w:t xml:space="preserve"> passiert, wenn eine Methode sich selbst aufruft, um ein Problem schrittweise zu lösen. Sie braucht aber auch eine Abbruchbedingung (mit if), sonst läuft sie endlos. Erst die Abbruchbedingung mit Abbruchaktion, dann die eigentliche Rekursion, die dann so lange läuft, bis die Abbruchbedingung erreicht ist.</w:t>
+      </w:r>
+    </w:p>
+    <w:p>
+      <w:r>
+        <w:br w:type="page"/>
+      </w:r>
+    </w:p>
+    <w:p>
+      <w:r>
+        <w:lastRenderedPageBreak/>
+        <w:t xml:space="preserve">Eine </w:t>
+      </w:r>
+      <w:r>
+        <w:rPr>
+          <w:b/>
+          <w:bCs/>
+          <w:sz w:val="32"/>
+          <w:szCs w:val="32"/>
+        </w:rPr>
+        <w:t>Schleife</w:t>
+      </w:r>
+      <w:r>
+        <w:t xml:space="preserve"> dient dazu, Anweisungen/Anweisungsblöcke nur einmal schreiben zu müssen und sie dann mehrmals ausführen zu können. Zum Beispiel für Listen oder wiederholte Berechnungen. </w:t>
+      </w:r>
+    </w:p>
+    <w:p>
+      <w:r>
+        <w:rPr>
+          <w:b/>
+          <w:bCs/>
+        </w:rPr>
+        <w:t>For-Schleife</w:t>
+      </w:r>
+      <w:r>
+        <w:t>: Zählergesteuert (Steuerung passiert im Parameterblock), für Schleifen die eine feste Anzahl an Durchläufen haben werden</w:t>
+      </w:r>
+    </w:p>
+    <w:p>
+      <w:r>
+        <w:t>f</w:t>
+      </w:r>
+      <w:r>
+        <w:t xml:space="preserve">or (int i = 1; i </w:t>
+      </w:r>
+      <w:r>
+        <w:t>&lt;=5; i++) (Anfangssetup, Bedingung bis wohin die Schleife laufen soll, was mit der Variable nach einem Durchlauf passiert)</w:t>
+      </w:r>
+      <w:r>
+        <w:br/>
+        <w:t>{ Console.WriteLine(„das ist Durchlauf „ + i);</w:t>
+      </w:r>
+    </w:p>
+    <w:p>
+      <w:r>
+        <w:rPr>
+          <w:b/>
+          <w:bCs/>
+        </w:rPr>
+        <w:t>While-Schleifen</w:t>
+      </w:r>
+      <w:r>
+        <w:t>: Kopfgesteuert (Bedingung</w:t>
+      </w:r>
+      <w:r>
+        <w:t xml:space="preserve"> steht in den Parametern), es wird zuerst geprüft, ob die Bedingung zutrifft, dann wird der Block ausgeführt. Wenn die Bedingung nie zutrifft, dann wird der Block eventuell auch nie ausgeführt.</w:t>
+      </w:r>
+    </w:p>
+    <w:p>
+      <w:r>
+        <w:t>While (i &lt; 3)</w:t>
+      </w:r>
+      <w:r>
+        <w:br/>
+        <w:t>{Console.WriteLine(„i &lt;3 u!“);</w:t>
+      </w:r>
+      <w:r>
+        <w:br/>
+        <w:t xml:space="preserve"> i++;}</w:t>
+      </w:r>
+    </w:p>
+    <w:p>
+      <w:r>
+        <w:rPr>
+          <w:b/>
+          <w:bCs/>
+        </w:rPr>
+        <w:t>Do-While-Schleifen</w:t>
+      </w:r>
+      <w:r>
+        <w:t xml:space="preserve">: Fußgesteuert (Bedingung steht hinter dem Schleifenrumpf), die Schleife wird auf jeden Fall 1x durchgeführt, dann wird erst die Bedingung geprüft. </w:t>
+      </w:r>
+    </w:p>
+    <w:p>
+      <w:r>
+        <w:t>Do</w:t>
+      </w:r>
+      <w:r>
+        <w:br/>
+        <w:t>{Console.WriteLine(„i &lt;3 u!“);</w:t>
+      </w:r>
+      <w:r>
+        <w:br/>
+        <w:t>i++} while (i &lt; 3)</w:t>
+      </w:r>
+    </w:p>
+    <w:p>
+      <w:r>
+        <w:rPr>
+          <w:b/>
+          <w:bCs/>
+          <w:sz w:val="32"/>
+          <w:szCs w:val="32"/>
+        </w:rPr>
+        <w:t>Datenstrukturen</w:t>
+      </w:r>
+      <w:r>
+        <w:t xml:space="preserve"> sind dazu da um mehrere Daten strukturiert und effizient zu speichern und anzusprechen/lesen/löschen. Das ist mithilfe von Arrays oder Listen möglich.</w:t>
+      </w:r>
       <w:r>
         <w:t xml:space="preserve"> </w:t>
       </w:r>
-      <w:proofErr w:type="spellStart"/>
-      <w:r>
-        <w:t>kundennummer</w:t>
-      </w:r>
-      <w:proofErr w:type="spellEnd"/>
-      <w:r>
-        <w:t xml:space="preserve">); es wird direkt beim Einlesen versucht, die Eingabe in einen </w:t>
-      </w:r>
-      <w:proofErr w:type="spellStart"/>
-      <w:r>
-        <w:t>Int</w:t>
-      </w:r>
-      <w:proofErr w:type="spellEnd"/>
-      <w:r>
-        <w:t xml:space="preserve"> zu konvertieren, wenn das aufgrund der Formatierung nicht klappt, wird </w:t>
-      </w:r>
-      <w:proofErr w:type="spellStart"/>
-      <w:r>
-        <w:t>kundennummer</w:t>
-      </w:r>
-      <w:proofErr w:type="spellEnd"/>
-      <w:r>
-        <w:t xml:space="preserve"> auf 0 gesetzt, ansonsten auf die eingegebene Zahl.</w:t>
-      </w:r>
-    </w:p>
-    <w:p>
-      <w:r>
-        <w:rPr>
-          <w:b/>
-          <w:bCs/>
-        </w:rPr>
-        <w:t>Ausgaben</w:t>
-      </w:r>
-      <w:r>
-        <w:t xml:space="preserve"> werden über </w:t>
-      </w:r>
-      <w:proofErr w:type="spellStart"/>
-      <w:r>
-        <w:t>Console.WriteLine</w:t>
-      </w:r>
-      <w:proofErr w:type="spellEnd"/>
-      <w:r>
-        <w:t xml:space="preserve">() oder </w:t>
-      </w:r>
-      <w:proofErr w:type="spellStart"/>
-      <w:r>
-        <w:t>Console.Write</w:t>
-      </w:r>
-      <w:proofErr w:type="spellEnd"/>
-      <w:r>
-        <w:t xml:space="preserve">() erstellt. </w:t>
-      </w:r>
-      <w:proofErr w:type="spellStart"/>
-      <w:r>
-        <w:t>Console</w:t>
-      </w:r>
-      <w:proofErr w:type="spellEnd"/>
-      <w:r>
-        <w:t xml:space="preserve"> ist die Klasse und </w:t>
-      </w:r>
-      <w:proofErr w:type="spellStart"/>
-      <w:r>
-        <w:t>WriteLine</w:t>
-      </w:r>
-      <w:proofErr w:type="spellEnd"/>
-      <w:proofErr w:type="gramStart"/>
-      <w:r>
-        <w:t>()/</w:t>
-      </w:r>
-      <w:proofErr w:type="gramEnd"/>
-      <w:r>
-        <w:t>Write() die Methode.</w:t>
-      </w:r>
-    </w:p>
-    <w:p>
-      <w:r>
-        <w:t xml:space="preserve">Hier kann man </w:t>
-      </w:r>
-      <w:r>
-        <w:rPr>
-          <w:b/>
-          <w:bCs/>
-        </w:rPr>
-        <w:t>Escape-Sequenzen</w:t>
-      </w:r>
-      <w:r>
-        <w:t xml:space="preserve"> anwenden mit Backslash. </w:t>
-      </w:r>
-    </w:p>
-    <w:p>
-      <w:r>
-        <w:t>\n = neue Zeile</w:t>
-      </w:r>
-      <w:r>
-        <w:br/>
-        <w:t>\t = Tabulator</w:t>
-      </w:r>
-      <w:r>
-        <w:br/>
-        <w:t xml:space="preserve">\“ = angezeigte Anführungszeichen </w:t>
-      </w:r>
-    </w:p>
-    <w:p>
-      <w:r>
-        <w:t xml:space="preserve">Will man Variablen einfügen, muss man die </w:t>
-      </w:r>
-      <w:r>
-        <w:rPr>
-          <w:b/>
-          <w:bCs/>
-        </w:rPr>
-        <w:t>Ausgabe formatieren</w:t>
-      </w:r>
-      <w:r>
-        <w:t>. Das macht man mit $ und Variablen in {}</w:t>
-      </w:r>
-      <w:r>
-        <w:br/>
-      </w:r>
-      <w:r>
-        <w:rPr>
-          <w:u w:val="single"/>
-        </w:rPr>
-        <w:t>Beispiel</w:t>
-      </w:r>
-      <w:r>
-        <w:t xml:space="preserve">: </w:t>
-      </w:r>
-      <w:proofErr w:type="spellStart"/>
-      <w:r>
-        <w:t>Console.WriteLine</w:t>
-      </w:r>
-      <w:proofErr w:type="spellEnd"/>
-      <w:r>
-        <w:t>($“Ich heiße {name} und bin {alter} Jahre alt.“);</w:t>
-      </w:r>
-    </w:p>
-    <w:p/>
+    </w:p>
+    <w:p>
+      <w:r>
+        <w:t xml:space="preserve">Ein </w:t>
+      </w:r>
+      <w:r>
+        <w:rPr>
+          <w:b/>
+          <w:bCs/>
+        </w:rPr>
+        <w:t>Array</w:t>
+      </w:r>
+      <w:r>
+        <w:t xml:space="preserve"> ist gut, wenn man von vornherein fest weiß, wie viele Elemente man speichern will. Die Menge steht nämlich nach Array-Erstellung fest, da nur so viel Speicher freigehalten wird, wie anfangs angegeben. Beispiel:</w:t>
+      </w:r>
+    </w:p>
+    <w:p>
+      <w:r>
+        <w:t>int [] zahlenarray = {10, 20, 30, 40, 50} Dieses Array hat Platz für 5 Integer im Speicher.</w:t>
+      </w:r>
+      <w:r>
+        <w:t xml:space="preserve"> Hier dürfen nur 5 Integer rein, keine 6 Integer, keine 4 Integer und 1 String.</w:t>
+      </w:r>
+    </w:p>
+    <w:p>
+      <w:r>
+        <w:t>Zugriff gibt es jetzt über einen Index – 0 ist der erste Wert im Array, 4 der letzte. Zahlen[0] würde den Wert 10 ausgeben. Man kann über den Index auch Werte ändern (zahlen[</w:t>
+      </w:r>
+      <w:r>
+        <w:t>0] = 99; zb) aber niemals hinzufügen.</w:t>
+      </w:r>
+    </w:p>
+    <w:p>
+      <w:r>
+        <w:t xml:space="preserve">Eine </w:t>
+      </w:r>
+      <w:r>
+        <w:rPr>
+          <w:b/>
+          <w:bCs/>
+        </w:rPr>
+        <w:t>List&lt;T&gt;</w:t>
+      </w:r>
+      <w:r>
+        <w:t xml:space="preserve"> ist eine Liste mit einem generischen Datentyp (also auch keine unterschiedlichen Datentypen in einer Liste), hier muss die Größe aber nicht vorher festgelegt werden. Die Liste wird intern als Array gespeichert, aber mit mehr Plätzen, als man in der Liste aktuell nutzt. Vergrößert sich die Liste zu sehr, wird im Hintergrund ein neues, größeres, Array erstellt und der Inhalt kopiert. </w:t>
+      </w:r>
+    </w:p>
+    <w:p>
+      <w:r>
+        <w:lastRenderedPageBreak/>
+        <w:t>List&lt;string&gt; namen = new List&lt;string&gt;(); deklariert eine Liste. Diese kann man mit Add(); füllen</w:t>
+      </w:r>
+      <w:r>
+        <w:br/>
+        <w:t>namen.Add(„Anna“);</w:t>
+      </w:r>
+      <w:r>
+        <w:br/>
+        <w:t>namen.Add(„Dingsbums“);</w:t>
+      </w:r>
+    </w:p>
+    <w:p>
+      <w:r>
+        <w:t xml:space="preserve">Zugriff ist wie bei Arrays über den Index. Man kann Einträge löschen </w:t>
+      </w:r>
+      <w:r>
+        <w:sym w:font="Wingdings" w:char="F0E0"/>
+      </w:r>
+      <w:r>
+        <w:t xml:space="preserve"> namen.Remove(„Dingsbums“); und suchen mit namen.Find(name =&gt; name == „Anna“);</w:t>
+      </w:r>
+    </w:p>
+    <w:p>
+      <w:r>
+        <w:t>Listen sind einfach sehr flexible Arrays, aber Arrays hat weniger Aufwand, Speicherplatz und sind schneller.</w:t>
+      </w:r>
+    </w:p>
+    <w:p>
+      <w:r>
+        <w:t>Eine LinkedList&lt;T&gt; kennt keinen Index sondern nur den Vor- und Nachfolger.</w:t>
+      </w:r>
+    </w:p>
+    <w:p>
+      <w:r>
+        <w:t>LinkedListNode&lt;string&gt; gefunden = namen.Find(„Anna“)</w:t>
+      </w:r>
+      <w:r>
+        <w:br/>
+        <w:t>if (gefunden != null) {namen.AddAfter(gefunden, „Hanna“);</w:t>
+      </w:r>
+    </w:p>
+    <w:p>
+      <w:r>
+        <w:t>(oder über AddLast(); für hinten dranhängen)</w:t>
+      </w:r>
+    </w:p>
+    <w:p>
+      <w:r>
+        <w:t>Man muss immer erst den Knoten ansteuern, um danach etwas zu ändern.</w:t>
+      </w:r>
+    </w:p>
+    <w:p>
+      <w:r>
+        <w:t xml:space="preserve">Fehler, oder </w:t>
+      </w:r>
+      <w:r>
+        <w:rPr>
+          <w:b/>
+          <w:bCs/>
+          <w:sz w:val="32"/>
+          <w:szCs w:val="32"/>
+        </w:rPr>
+        <w:t>Exceptions</w:t>
+      </w:r>
+      <w:r>
+        <w:t>, sind Probleme im Code, die die Funktionsfähigkeit des Programms beeinträchtigen. Es gibt 3 Arten:</w:t>
+      </w:r>
+    </w:p>
+    <w:p>
+      <w:pPr>
+        <w:pStyle w:val="Listenabsatz"/>
+        <w:numPr>
+          <w:ilvl w:val="0"/>
+          <w:numId w:val="3"/>
+        </w:numPr>
+      </w:pPr>
+      <w:r>
+        <w:rPr>
+          <w:u w:val="single"/>
+        </w:rPr>
+        <w:t>Compilezeitfehler</w:t>
+      </w:r>
+      <w:r>
+        <w:t>: Fehler beim Code-Übersetzen weil man zB einen String als Integer speichern will, das lässt sich nicht umsetzen.</w:t>
+      </w:r>
+    </w:p>
+    <w:p>
+      <w:pPr>
+        <w:pStyle w:val="Listenabsatz"/>
+        <w:numPr>
+          <w:ilvl w:val="0"/>
+          <w:numId w:val="3"/>
+        </w:numPr>
+      </w:pPr>
+      <w:r>
+        <w:rPr>
+          <w:u w:val="single"/>
+        </w:rPr>
+        <w:t>Laufzeitfehler</w:t>
+      </w:r>
+      <w:r>
+        <w:t>: Fehler in der Laufzeit, weil man durch 0 teilen will. Grundcode ist umsetzbar, aber die Funktion sorgt für einen Fehler.</w:t>
+      </w:r>
+    </w:p>
+    <w:p>
+      <w:pPr>
+        <w:pStyle w:val="Listenabsatz"/>
+        <w:numPr>
+          <w:ilvl w:val="0"/>
+          <w:numId w:val="3"/>
+        </w:numPr>
+      </w:pPr>
+      <w:r>
+        <w:rPr>
+          <w:u w:val="single"/>
+        </w:rPr>
+        <w:t>Logische Fehler</w:t>
+      </w:r>
+      <w:r>
+        <w:t>: nichts stürzt ab, aber es treten falsche Ergebnisse auf, weil man z.B. eine Summe erstellen wollte, aber den Multiplizieren-Operator genomme hat.</w:t>
+      </w:r>
+    </w:p>
+    <w:p>
+      <w:r>
+        <w:t>Um Fehler abzufangen kann man Try-Catch-Finally nutzen.</w:t>
+      </w:r>
+      <w:r>
+        <w:t xml:space="preserve"> So kann man Fehler abfangen bevor sie das Programm abstürzen lassen und kontrolliert behandeln.</w:t>
+      </w:r>
+    </w:p>
+    <w:p>
+      <w:r>
+        <w:t xml:space="preserve">Der </w:t>
+      </w:r>
+      <w:r>
+        <w:rPr>
+          <w:b/>
+          <w:bCs/>
+        </w:rPr>
+        <w:t>Try-Block</w:t>
+      </w:r>
+      <w:r>
+        <w:t xml:space="preserve"> ist ein ganz normaler Codeblock mit Anweisungen, in dem aber Fehler passieren könnten, die zu Abstürzen etc. führen können. </w:t>
+      </w:r>
+      <w:r>
+        <w:t>ZB eine Methode, in der eine Eingabe in einen Integer umgeändert werden muss, aber man könnte Buchstaben eingeben.</w:t>
+      </w:r>
+    </w:p>
+    <w:p>
+      <w:r>
+        <w:t xml:space="preserve">Der </w:t>
+      </w:r>
+      <w:r>
+        <w:rPr>
+          <w:b/>
+          <w:bCs/>
+        </w:rPr>
+        <w:t>Catch-Block</w:t>
+      </w:r>
+      <w:r>
+        <w:t xml:space="preserve"> wird ausgeführt, wenn ein Fehler im Try-Block entsteht. Man kann hier eigene Fehlermeldungen erstellen oder schon vorgefertigte nutzen (zB DivideByZeroException)</w:t>
+      </w:r>
+    </w:p>
+    <w:p>
+      <w:r>
+        <w:t xml:space="preserve">Der </w:t>
+      </w:r>
+      <w:r>
+        <w:rPr>
+          <w:b/>
+          <w:bCs/>
+        </w:rPr>
+        <w:t>Finally-Block</w:t>
+      </w:r>
+      <w:r>
+        <w:t xml:space="preserve"> wird immer ausgeführt, egal ob es einen Fehler gab oder nicht. zB für Aufräumarbeiten oder Informationen, dass ein Vorgang beendet wurde.</w:t>
+      </w:r>
+    </w:p>
+    <w:p>
+      <w:r>
+        <w:lastRenderedPageBreak/>
+        <w:t>Man kann auch eigene Exceptions erstellen, das sind selbst definierte Fehlerklassen. Sie erben von der Klasse „Exception“, aber man kann zB Methoden mit eigenen Nachrichten erstellen. Gut für fachspezifische Fehler.</w:t>
+      </w:r>
+    </w:p>
     <w:sectPr>
       <w:pgSz w:w="11906" w:h="16838"/>
       <w:pgMar w:top="1417" w:right="1417" w:bottom="1134" w:left="1417" w:header="708" w:footer="708" w:gutter="0"/>
@@ -3900,7 +4009,7 @@
         <w:rFonts w:ascii="Aptos" w:eastAsiaTheme="minorHAnsi" w:hAnsi="Aptos" w:cstheme="minorBidi" w:hint="default"/>
       </w:rPr>
     </w:lvl>
-    <w:lvl w:ilvl="1" w:tplc="04070003" w:tentative="1">
+    <w:lvl w:ilvl="1" w:tplc="04070003">
       <w:start w:val="1"/>
       <w:numFmt w:val="bullet"/>
       <w:lvlText w:val="o"/>
